--- a/15运维服务过程管理文件/CYYH-ITSS-15-08 信息安全管理流程.docx
+++ b/15运维服务过程管理文件/CYYH-ITSS-15-08 信息安全管理流程.docx
@@ -2516,23 +2516,9 @@
         <w:p>
           <w:pPr>
             <w:pStyle w:val="3"/>
-            <w:keepNext w:val="0"/>
-            <w:keepLines w:val="0"/>
-            <w:pageBreakBefore w:val="0"/>
-            <w:widowControl w:val="0"/>
             <w:tabs>
               <w:tab w:val="right" w:leader="dot" w:pos="8680"/>
             </w:tabs>
-            <w:kinsoku w:val="0"/>
-            <w:wordWrap/>
-            <w:overflowPunct/>
-            <w:topLinePunct w:val="0"/>
-            <w:autoSpaceDE w:val="0"/>
-            <w:autoSpaceDN w:val="0"/>
-            <w:bidi w:val="0"/>
-            <w:adjustRightInd w:val="0"/>
-            <w:snapToGrid w:val="0"/>
-            <w:textAlignment w:val="baseline"/>
           </w:pPr>
           <w:r>
             <w:rPr>
@@ -2558,6 +2544,8 @@
             </w:rPr>
             <w:fldChar w:fldCharType="separate"/>
           </w:r>
+          <w:bookmarkStart w:id="25" w:name="_GoBack"/>
+          <w:bookmarkEnd w:id="25"/>
           <w:r>
             <w:rPr>
               <w:rFonts w:ascii="宋体" w:hAnsi="宋体" w:eastAsia="宋体" w:cs="宋体"/>
@@ -2570,7 +2558,7 @@
               <w:rFonts w:ascii="宋体" w:hAnsi="宋体" w:eastAsia="宋体" w:cs="宋体"/>
               <w:szCs w:val="24"/>
             </w:rPr>
-            <w:instrText xml:space="preserve"> HYPERLINK \l _Toc6968 </w:instrText>
+            <w:instrText xml:space="preserve"> HYPERLINK \l _Toc6493 </w:instrText>
           </w:r>
           <w:r>
             <w:rPr>
@@ -2612,13 +2600,13 @@
             <w:fldChar w:fldCharType="begin"/>
           </w:r>
           <w:r>
-            <w:instrText xml:space="preserve"> PAGEREF _Toc6968 \h </w:instrText>
+            <w:instrText xml:space="preserve"> PAGEREF _Toc6493 \h </w:instrText>
           </w:r>
           <w:r>
             <w:fldChar w:fldCharType="separate"/>
           </w:r>
           <w:r>
-            <w:t>5</w:t>
+            <w:t>4</w:t>
           </w:r>
           <w:r>
             <w:fldChar w:fldCharType="end"/>
@@ -2634,23 +2622,9 @@
         <w:p>
           <w:pPr>
             <w:pStyle w:val="3"/>
-            <w:keepNext w:val="0"/>
-            <w:keepLines w:val="0"/>
-            <w:pageBreakBefore w:val="0"/>
-            <w:widowControl w:val="0"/>
             <w:tabs>
               <w:tab w:val="right" w:leader="dot" w:pos="8680"/>
             </w:tabs>
-            <w:kinsoku w:val="0"/>
-            <w:wordWrap/>
-            <w:overflowPunct/>
-            <w:topLinePunct w:val="0"/>
-            <w:autoSpaceDE w:val="0"/>
-            <w:autoSpaceDN w:val="0"/>
-            <w:bidi w:val="0"/>
-            <w:adjustRightInd w:val="0"/>
-            <w:snapToGrid w:val="0"/>
-            <w:textAlignment w:val="baseline"/>
           </w:pPr>
           <w:r>
             <w:rPr>
@@ -2664,7 +2638,7 @@
               <w:rFonts w:ascii="宋体" w:hAnsi="宋体" w:eastAsia="宋体" w:cs="宋体"/>
               <w:szCs w:val="24"/>
             </w:rPr>
-            <w:instrText xml:space="preserve"> HYPERLINK \l _Toc608 </w:instrText>
+            <w:instrText xml:space="preserve"> HYPERLINK \l _Toc10269 </w:instrText>
           </w:r>
           <w:r>
             <w:rPr>
@@ -2706,13 +2680,13 @@
             <w:fldChar w:fldCharType="begin"/>
           </w:r>
           <w:r>
-            <w:instrText xml:space="preserve"> PAGEREF _Toc608 \h </w:instrText>
+            <w:instrText xml:space="preserve"> PAGEREF _Toc10269 \h </w:instrText>
           </w:r>
           <w:r>
             <w:fldChar w:fldCharType="separate"/>
           </w:r>
           <w:r>
-            <w:t>5</w:t>
+            <w:t>4</w:t>
           </w:r>
           <w:r>
             <w:fldChar w:fldCharType="end"/>
@@ -2728,23 +2702,9 @@
         <w:p>
           <w:pPr>
             <w:pStyle w:val="3"/>
-            <w:keepNext w:val="0"/>
-            <w:keepLines w:val="0"/>
-            <w:pageBreakBefore w:val="0"/>
-            <w:widowControl w:val="0"/>
             <w:tabs>
               <w:tab w:val="right" w:leader="dot" w:pos="8680"/>
             </w:tabs>
-            <w:kinsoku w:val="0"/>
-            <w:wordWrap/>
-            <w:overflowPunct/>
-            <w:topLinePunct w:val="0"/>
-            <w:autoSpaceDE w:val="0"/>
-            <w:autoSpaceDN w:val="0"/>
-            <w:bidi w:val="0"/>
-            <w:adjustRightInd w:val="0"/>
-            <w:snapToGrid w:val="0"/>
-            <w:textAlignment w:val="baseline"/>
           </w:pPr>
           <w:r>
             <w:rPr>
@@ -2758,7 +2718,7 @@
               <w:rFonts w:ascii="宋体" w:hAnsi="宋体" w:eastAsia="宋体" w:cs="宋体"/>
               <w:szCs w:val="24"/>
             </w:rPr>
-            <w:instrText xml:space="preserve"> HYPERLINK \l _Toc7210 </w:instrText>
+            <w:instrText xml:space="preserve"> HYPERLINK \l _Toc13952 </w:instrText>
           </w:r>
           <w:r>
             <w:rPr>
@@ -2798,13 +2758,13 @@
             <w:fldChar w:fldCharType="begin"/>
           </w:r>
           <w:r>
-            <w:instrText xml:space="preserve"> PAGEREF _Toc7210 \h </w:instrText>
+            <w:instrText xml:space="preserve"> PAGEREF _Toc13952 \h </w:instrText>
           </w:r>
           <w:r>
             <w:fldChar w:fldCharType="separate"/>
           </w:r>
           <w:r>
-            <w:t>5</w:t>
+            <w:t>4</w:t>
           </w:r>
           <w:r>
             <w:fldChar w:fldCharType="end"/>
@@ -2820,23 +2780,9 @@
         <w:p>
           <w:pPr>
             <w:pStyle w:val="3"/>
-            <w:keepNext w:val="0"/>
-            <w:keepLines w:val="0"/>
-            <w:pageBreakBefore w:val="0"/>
-            <w:widowControl w:val="0"/>
             <w:tabs>
               <w:tab w:val="right" w:leader="dot" w:pos="8680"/>
             </w:tabs>
-            <w:kinsoku w:val="0"/>
-            <w:wordWrap/>
-            <w:overflowPunct/>
-            <w:topLinePunct w:val="0"/>
-            <w:autoSpaceDE w:val="0"/>
-            <w:autoSpaceDN w:val="0"/>
-            <w:bidi w:val="0"/>
-            <w:adjustRightInd w:val="0"/>
-            <w:snapToGrid w:val="0"/>
-            <w:textAlignment w:val="baseline"/>
           </w:pPr>
           <w:r>
             <w:rPr>
@@ -2850,7 +2796,7 @@
               <w:rFonts w:ascii="宋体" w:hAnsi="宋体" w:eastAsia="宋体" w:cs="宋体"/>
               <w:szCs w:val="24"/>
             </w:rPr>
-            <w:instrText xml:space="preserve"> HYPERLINK \l _Toc18870 </w:instrText>
+            <w:instrText xml:space="preserve"> HYPERLINK \l _Toc21470 </w:instrText>
           </w:r>
           <w:r>
             <w:rPr>
@@ -2892,13 +2838,13 @@
             <w:fldChar w:fldCharType="begin"/>
           </w:r>
           <w:r>
-            <w:instrText xml:space="preserve"> PAGEREF _Toc18870 \h </w:instrText>
+            <w:instrText xml:space="preserve"> PAGEREF _Toc21470 \h </w:instrText>
           </w:r>
           <w:r>
             <w:fldChar w:fldCharType="separate"/>
           </w:r>
           <w:r>
-            <w:t>5</w:t>
+            <w:t>4</w:t>
           </w:r>
           <w:r>
             <w:fldChar w:fldCharType="end"/>
@@ -2914,23 +2860,9 @@
         <w:p>
           <w:pPr>
             <w:pStyle w:val="4"/>
-            <w:keepNext w:val="0"/>
-            <w:keepLines w:val="0"/>
-            <w:pageBreakBefore w:val="0"/>
-            <w:widowControl w:val="0"/>
             <w:tabs>
               <w:tab w:val="right" w:leader="dot" w:pos="8680"/>
             </w:tabs>
-            <w:kinsoku w:val="0"/>
-            <w:wordWrap/>
-            <w:overflowPunct/>
-            <w:topLinePunct w:val="0"/>
-            <w:autoSpaceDE w:val="0"/>
-            <w:autoSpaceDN w:val="0"/>
-            <w:bidi w:val="0"/>
-            <w:adjustRightInd w:val="0"/>
-            <w:snapToGrid w:val="0"/>
-            <w:textAlignment w:val="baseline"/>
           </w:pPr>
           <w:r>
             <w:rPr>
@@ -2944,7 +2876,7 @@
               <w:rFonts w:ascii="宋体" w:hAnsi="宋体" w:eastAsia="宋体" w:cs="宋体"/>
               <w:szCs w:val="24"/>
             </w:rPr>
-            <w:instrText xml:space="preserve"> HYPERLINK \l _Toc22089 </w:instrText>
+            <w:instrText xml:space="preserve"> HYPERLINK \l _Toc30947 </w:instrText>
           </w:r>
           <w:r>
             <w:rPr>
@@ -2977,13 +2909,13 @@
             <w:fldChar w:fldCharType="begin"/>
           </w:r>
           <w:r>
-            <w:instrText xml:space="preserve"> PAGEREF _Toc22089 \h </w:instrText>
+            <w:instrText xml:space="preserve"> PAGEREF _Toc30947 \h </w:instrText>
           </w:r>
           <w:r>
             <w:fldChar w:fldCharType="separate"/>
           </w:r>
           <w:r>
-            <w:t>5</w:t>
+            <w:t>4</w:t>
           </w:r>
           <w:r>
             <w:fldChar w:fldCharType="end"/>
@@ -2999,23 +2931,9 @@
         <w:p>
           <w:pPr>
             <w:pStyle w:val="4"/>
-            <w:keepNext w:val="0"/>
-            <w:keepLines w:val="0"/>
-            <w:pageBreakBefore w:val="0"/>
-            <w:widowControl w:val="0"/>
             <w:tabs>
               <w:tab w:val="right" w:leader="dot" w:pos="8680"/>
             </w:tabs>
-            <w:kinsoku w:val="0"/>
-            <w:wordWrap/>
-            <w:overflowPunct/>
-            <w:topLinePunct w:val="0"/>
-            <w:autoSpaceDE w:val="0"/>
-            <w:autoSpaceDN w:val="0"/>
-            <w:bidi w:val="0"/>
-            <w:adjustRightInd w:val="0"/>
-            <w:snapToGrid w:val="0"/>
-            <w:textAlignment w:val="baseline"/>
           </w:pPr>
           <w:r>
             <w:rPr>
@@ -3029,7 +2947,7 @@
               <w:rFonts w:ascii="宋体" w:hAnsi="宋体" w:eastAsia="宋体" w:cs="宋体"/>
               <w:szCs w:val="24"/>
             </w:rPr>
-            <w:instrText xml:space="preserve"> HYPERLINK \l _Toc7965 </w:instrText>
+            <w:instrText xml:space="preserve"> HYPERLINK \l _Toc20074 </w:instrText>
           </w:r>
           <w:r>
             <w:rPr>
@@ -3062,13 +2980,13 @@
             <w:fldChar w:fldCharType="begin"/>
           </w:r>
           <w:r>
-            <w:instrText xml:space="preserve"> PAGEREF _Toc7965 \h </w:instrText>
+            <w:instrText xml:space="preserve"> PAGEREF _Toc20074 \h </w:instrText>
           </w:r>
           <w:r>
             <w:fldChar w:fldCharType="separate"/>
           </w:r>
           <w:r>
-            <w:t>5</w:t>
+            <w:t>4</w:t>
           </w:r>
           <w:r>
             <w:fldChar w:fldCharType="end"/>
@@ -3084,23 +3002,9 @@
         <w:p>
           <w:pPr>
             <w:pStyle w:val="3"/>
-            <w:keepNext w:val="0"/>
-            <w:keepLines w:val="0"/>
-            <w:pageBreakBefore w:val="0"/>
-            <w:widowControl w:val="0"/>
             <w:tabs>
               <w:tab w:val="right" w:leader="dot" w:pos="8680"/>
             </w:tabs>
-            <w:kinsoku w:val="0"/>
-            <w:wordWrap/>
-            <w:overflowPunct/>
-            <w:topLinePunct w:val="0"/>
-            <w:autoSpaceDE w:val="0"/>
-            <w:autoSpaceDN w:val="0"/>
-            <w:bidi w:val="0"/>
-            <w:adjustRightInd w:val="0"/>
-            <w:snapToGrid w:val="0"/>
-            <w:textAlignment w:val="baseline"/>
           </w:pPr>
           <w:r>
             <w:rPr>
@@ -3114,7 +3018,7 @@
               <w:rFonts w:ascii="宋体" w:hAnsi="宋体" w:eastAsia="宋体" w:cs="宋体"/>
               <w:szCs w:val="24"/>
             </w:rPr>
-            <w:instrText xml:space="preserve"> HYPERLINK \l _Toc11879 </w:instrText>
+            <w:instrText xml:space="preserve"> HYPERLINK \l _Toc3140 </w:instrText>
           </w:r>
           <w:r>
             <w:rPr>
@@ -3156,13 +3060,13 @@
             <w:fldChar w:fldCharType="begin"/>
           </w:r>
           <w:r>
-            <w:instrText xml:space="preserve"> PAGEREF _Toc11879 \h </w:instrText>
+            <w:instrText xml:space="preserve"> PAGEREF _Toc3140 \h </w:instrText>
           </w:r>
           <w:r>
             <w:fldChar w:fldCharType="separate"/>
           </w:r>
           <w:r>
-            <w:t>6</w:t>
+            <w:t>5</w:t>
           </w:r>
           <w:r>
             <w:fldChar w:fldCharType="end"/>
@@ -3178,23 +3082,9 @@
         <w:p>
           <w:pPr>
             <w:pStyle w:val="4"/>
-            <w:keepNext w:val="0"/>
-            <w:keepLines w:val="0"/>
-            <w:pageBreakBefore w:val="0"/>
-            <w:widowControl w:val="0"/>
             <w:tabs>
               <w:tab w:val="right" w:leader="dot" w:pos="8680"/>
             </w:tabs>
-            <w:kinsoku w:val="0"/>
-            <w:wordWrap/>
-            <w:overflowPunct/>
-            <w:topLinePunct w:val="0"/>
-            <w:autoSpaceDE w:val="0"/>
-            <w:autoSpaceDN w:val="0"/>
-            <w:bidi w:val="0"/>
-            <w:adjustRightInd w:val="0"/>
-            <w:snapToGrid w:val="0"/>
-            <w:textAlignment w:val="baseline"/>
           </w:pPr>
           <w:r>
             <w:rPr>
@@ -3208,7 +3098,7 @@
               <w:rFonts w:ascii="宋体" w:hAnsi="宋体" w:eastAsia="宋体" w:cs="宋体"/>
               <w:szCs w:val="24"/>
             </w:rPr>
-            <w:instrText xml:space="preserve"> HYPERLINK \l _Toc25324 </w:instrText>
+            <w:instrText xml:space="preserve"> HYPERLINK \l _Toc13013 </w:instrText>
           </w:r>
           <w:r>
             <w:rPr>
@@ -3258,13 +3148,13 @@
             <w:fldChar w:fldCharType="begin"/>
           </w:r>
           <w:r>
-            <w:instrText xml:space="preserve"> PAGEREF _Toc25324 \h </w:instrText>
+            <w:instrText xml:space="preserve"> PAGEREF _Toc13013 \h </w:instrText>
           </w:r>
           <w:r>
             <w:fldChar w:fldCharType="separate"/>
           </w:r>
           <w:r>
-            <w:t>6</w:t>
+            <w:t>5</w:t>
           </w:r>
           <w:r>
             <w:fldChar w:fldCharType="end"/>
@@ -3280,23 +3170,9 @@
         <w:p>
           <w:pPr>
             <w:pStyle w:val="4"/>
-            <w:keepNext w:val="0"/>
-            <w:keepLines w:val="0"/>
-            <w:pageBreakBefore w:val="0"/>
-            <w:widowControl w:val="0"/>
             <w:tabs>
               <w:tab w:val="right" w:leader="dot" w:pos="8680"/>
             </w:tabs>
-            <w:kinsoku w:val="0"/>
-            <w:wordWrap/>
-            <w:overflowPunct/>
-            <w:topLinePunct w:val="0"/>
-            <w:autoSpaceDE w:val="0"/>
-            <w:autoSpaceDN w:val="0"/>
-            <w:bidi w:val="0"/>
-            <w:adjustRightInd w:val="0"/>
-            <w:snapToGrid w:val="0"/>
-            <w:textAlignment w:val="baseline"/>
           </w:pPr>
           <w:r>
             <w:rPr>
@@ -3310,7 +3186,7 @@
               <w:rFonts w:ascii="宋体" w:hAnsi="宋体" w:eastAsia="宋体" w:cs="宋体"/>
               <w:szCs w:val="24"/>
             </w:rPr>
-            <w:instrText xml:space="preserve"> HYPERLINK \l _Toc32545 </w:instrText>
+            <w:instrText xml:space="preserve"> HYPERLINK \l _Toc3188 </w:instrText>
           </w:r>
           <w:r>
             <w:rPr>
@@ -3326,6 +3202,78 @@
               <w:szCs w:val="30"/>
             </w:rPr>
             <w:t xml:space="preserve">5.2. </w:t>
+          </w:r>
+          <w:r>
+            <w:rPr>
+              <w:rFonts w:hint="eastAsia" w:ascii="黑体" w:hAnsi="黑体" w:eastAsia="黑体" w:cs="黑体"/>
+              <w:bCs/>
+              <w:spacing w:val="-4"/>
+              <w:szCs w:val="30"/>
+              <w:lang w:eastAsia="zh-CN"/>
+            </w:rPr>
+            <w:t>服务台专员</w:t>
+          </w:r>
+          <w:r>
+            <w:tab/>
+          </w:r>
+          <w:r>
+            <w:fldChar w:fldCharType="begin"/>
+          </w:r>
+          <w:r>
+            <w:instrText xml:space="preserve"> PAGEREF _Toc3188 \h </w:instrText>
+          </w:r>
+          <w:r>
+            <w:fldChar w:fldCharType="separate"/>
+          </w:r>
+          <w:r>
+            <w:t>5</w:t>
+          </w:r>
+          <w:r>
+            <w:fldChar w:fldCharType="end"/>
+          </w:r>
+          <w:r>
+            <w:rPr>
+              <w:rFonts w:ascii="宋体" w:hAnsi="宋体" w:eastAsia="宋体" w:cs="宋体"/>
+              <w:szCs w:val="24"/>
+            </w:rPr>
+            <w:fldChar w:fldCharType="end"/>
+          </w:r>
+        </w:p>
+        <w:p>
+          <w:pPr>
+            <w:pStyle w:val="4"/>
+            <w:tabs>
+              <w:tab w:val="right" w:leader="dot" w:pos="8680"/>
+            </w:tabs>
+          </w:pPr>
+          <w:r>
+            <w:rPr>
+              <w:rFonts w:ascii="宋体" w:hAnsi="宋体" w:eastAsia="宋体" w:cs="宋体"/>
+              <w:szCs w:val="24"/>
+            </w:rPr>
+            <w:fldChar w:fldCharType="begin"/>
+          </w:r>
+          <w:r>
+            <w:rPr>
+              <w:rFonts w:ascii="宋体" w:hAnsi="宋体" w:eastAsia="宋体" w:cs="宋体"/>
+              <w:szCs w:val="24"/>
+            </w:rPr>
+            <w:instrText xml:space="preserve"> HYPERLINK \l _Toc3733 </w:instrText>
+          </w:r>
+          <w:r>
+            <w:rPr>
+              <w:rFonts w:ascii="宋体" w:hAnsi="宋体" w:eastAsia="宋体" w:cs="宋体"/>
+              <w:szCs w:val="24"/>
+            </w:rPr>
+            <w:fldChar w:fldCharType="separate"/>
+          </w:r>
+          <w:r>
+            <w:rPr>
+              <w:bCs/>
+              <w:spacing w:val="-4"/>
+              <w:szCs w:val="30"/>
+            </w:rPr>
+            <w:t xml:space="preserve">5.3. </w:t>
           </w:r>
           <w:r>
             <w:rPr>
@@ -3334,7 +3282,7 @@
               <w:spacing w:val="-4"/>
               <w:szCs w:val="30"/>
             </w:rPr>
-            <w:t>客服专员</w:t>
+            <w:t>运维工程师</w:t>
           </w:r>
           <w:r>
             <w:tab/>
@@ -3343,13 +3291,93 @@
             <w:fldChar w:fldCharType="begin"/>
           </w:r>
           <w:r>
-            <w:instrText xml:space="preserve"> PAGEREF _Toc32545 \h </w:instrText>
+            <w:instrText xml:space="preserve"> PAGEREF _Toc3733 \h </w:instrText>
           </w:r>
           <w:r>
             <w:fldChar w:fldCharType="separate"/>
           </w:r>
           <w:r>
-            <w:t>6</w:t>
+            <w:t>5</w:t>
+          </w:r>
+          <w:r>
+            <w:fldChar w:fldCharType="end"/>
+          </w:r>
+          <w:r>
+            <w:rPr>
+              <w:rFonts w:ascii="宋体" w:hAnsi="宋体" w:eastAsia="宋体" w:cs="宋体"/>
+              <w:szCs w:val="24"/>
+            </w:rPr>
+            <w:fldChar w:fldCharType="end"/>
+          </w:r>
+        </w:p>
+        <w:p>
+          <w:pPr>
+            <w:pStyle w:val="3"/>
+            <w:tabs>
+              <w:tab w:val="right" w:leader="dot" w:pos="8680"/>
+            </w:tabs>
+          </w:pPr>
+          <w:r>
+            <w:rPr>
+              <w:rFonts w:ascii="宋体" w:hAnsi="宋体" w:eastAsia="宋体" w:cs="宋体"/>
+              <w:szCs w:val="24"/>
+            </w:rPr>
+            <w:fldChar w:fldCharType="begin"/>
+          </w:r>
+          <w:r>
+            <w:rPr>
+              <w:rFonts w:ascii="宋体" w:hAnsi="宋体" w:eastAsia="宋体" w:cs="宋体"/>
+              <w:szCs w:val="24"/>
+            </w:rPr>
+            <w:instrText xml:space="preserve"> HYPERLINK \l _Toc13930 </w:instrText>
+          </w:r>
+          <w:r>
+            <w:rPr>
+              <w:rFonts w:ascii="宋体" w:hAnsi="宋体" w:eastAsia="宋体" w:cs="宋体"/>
+              <w:szCs w:val="24"/>
+            </w:rPr>
+            <w:fldChar w:fldCharType="separate"/>
+          </w:r>
+          <w:r>
+            <w:rPr>
+              <w:rFonts w:ascii="黑体" w:hAnsi="黑体" w:eastAsia="黑体" w:cs="黑体"/>
+              <w:bCs/>
+              <w:spacing w:val="1"/>
+              <w:szCs w:val="31"/>
+            </w:rPr>
+            <w:t>6.</w:t>
+          </w:r>
+          <w:r>
+            <w:rPr>
+              <w:rFonts w:ascii="黑体" w:hAnsi="黑体" w:eastAsia="黑体" w:cs="黑体"/>
+              <w:spacing w:val="-27"/>
+              <w:szCs w:val="31"/>
+            </w:rPr>
+            <w:t xml:space="preserve"> </w:t>
+          </w:r>
+          <w:r>
+            <w:rPr>
+              <w:rFonts w:ascii="黑体" w:hAnsi="黑体" w:eastAsia="黑体" w:cs="黑体"/>
+              <w:bCs/>
+              <w:spacing w:val="1"/>
+              <w:szCs w:val="31"/>
+            </w:rPr>
+            <w:t>流程描述</w:t>
+          </w:r>
+          <w:r>
+            <w:tab/>
+          </w:r>
+          <w:r>
+            <w:fldChar w:fldCharType="begin"/>
+          </w:r>
+          <w:r>
+            <w:instrText xml:space="preserve"> PAGEREF _Toc13930 \h </w:instrText>
+          </w:r>
+          <w:r>
+            <w:fldChar w:fldCharType="separate"/>
+          </w:r>
+          <w:r>
+            <w:t>5</w:t>
           </w:r>
           <w:r>
             <w:fldChar w:fldCharType="end"/>
@@ -3365,23 +3393,9 @@
         <w:p>
           <w:pPr>
             <w:pStyle w:val="4"/>
-            <w:keepNext w:val="0"/>
-            <w:keepLines w:val="0"/>
-            <w:pageBreakBefore w:val="0"/>
-            <w:widowControl w:val="0"/>
             <w:tabs>
               <w:tab w:val="right" w:leader="dot" w:pos="8680"/>
             </w:tabs>
-            <w:kinsoku w:val="0"/>
-            <w:wordWrap/>
-            <w:overflowPunct/>
-            <w:topLinePunct w:val="0"/>
-            <w:autoSpaceDE w:val="0"/>
-            <w:autoSpaceDN w:val="0"/>
-            <w:bidi w:val="0"/>
-            <w:adjustRightInd w:val="0"/>
-            <w:snapToGrid w:val="0"/>
-            <w:textAlignment w:val="baseline"/>
           </w:pPr>
           <w:r>
             <w:rPr>
@@ -3395,7 +3409,7 @@
               <w:rFonts w:ascii="宋体" w:hAnsi="宋体" w:eastAsia="宋体" w:cs="宋体"/>
               <w:szCs w:val="24"/>
             </w:rPr>
-            <w:instrText xml:space="preserve"> HYPERLINK \l _Toc6755 </w:instrText>
+            <w:instrText xml:space="preserve"> HYPERLINK \l _Toc25263 </w:instrText>
           </w:r>
           <w:r>
             <w:rPr>
@@ -3410,7 +3424,7 @@
               <w:spacing w:val="-4"/>
               <w:szCs w:val="30"/>
             </w:rPr>
-            <w:t xml:space="preserve">5.3. </w:t>
+            <w:t xml:space="preserve">6.2. </w:t>
           </w:r>
           <w:r>
             <w:rPr>
@@ -3419,7 +3433,7 @@
               <w:spacing w:val="-4"/>
               <w:szCs w:val="30"/>
             </w:rPr>
-            <w:t>运维工程师</w:t>
+            <w:t>流程说明</w:t>
           </w:r>
           <w:r>
             <w:tab/>
@@ -3428,7 +3442,7 @@
             <w:fldChar w:fldCharType="begin"/>
           </w:r>
           <w:r>
-            <w:instrText xml:space="preserve"> PAGEREF _Toc6755 \h </w:instrText>
+            <w:instrText xml:space="preserve"> PAGEREF _Toc25263 \h </w:instrText>
           </w:r>
           <w:r>
             <w:fldChar w:fldCharType="separate"/>
@@ -3450,23 +3464,9 @@
         <w:p>
           <w:pPr>
             <w:pStyle w:val="3"/>
-            <w:keepNext w:val="0"/>
-            <w:keepLines w:val="0"/>
-            <w:pageBreakBefore w:val="0"/>
-            <w:widowControl w:val="0"/>
             <w:tabs>
               <w:tab w:val="right" w:leader="dot" w:pos="8680"/>
             </w:tabs>
-            <w:kinsoku w:val="0"/>
-            <w:wordWrap/>
-            <w:overflowPunct/>
-            <w:topLinePunct w:val="0"/>
-            <w:autoSpaceDE w:val="0"/>
-            <w:autoSpaceDN w:val="0"/>
-            <w:bidi w:val="0"/>
-            <w:adjustRightInd w:val="0"/>
-            <w:snapToGrid w:val="0"/>
-            <w:textAlignment w:val="baseline"/>
           </w:pPr>
           <w:r>
             <w:rPr>
@@ -3480,7 +3480,7 @@
               <w:rFonts w:ascii="宋体" w:hAnsi="宋体" w:eastAsia="宋体" w:cs="宋体"/>
               <w:szCs w:val="24"/>
             </w:rPr>
-            <w:instrText xml:space="preserve"> HYPERLINK \l _Toc24942 </w:instrText>
+            <w:instrText xml:space="preserve"> HYPERLINK \l _Toc10048 </w:instrText>
           </w:r>
           <w:r>
             <w:rPr>
@@ -3493,15 +3493,15 @@
             <w:rPr>
               <w:rFonts w:ascii="黑体" w:hAnsi="黑体" w:eastAsia="黑体" w:cs="黑体"/>
               <w:bCs/>
-              <w:spacing w:val="1"/>
+              <w:spacing w:val="2"/>
               <w:szCs w:val="31"/>
             </w:rPr>
-            <w:t>6.</w:t>
+            <w:t>7.</w:t>
           </w:r>
           <w:r>
             <w:rPr>
               <w:rFonts w:ascii="黑体" w:hAnsi="黑体" w:eastAsia="黑体" w:cs="黑体"/>
-              <w:spacing w:val="-27"/>
+              <w:spacing w:val="-26"/>
               <w:szCs w:val="31"/>
             </w:rPr>
             <w:t xml:space="preserve"> </w:t>
@@ -3510,10 +3510,10 @@
             <w:rPr>
               <w:rFonts w:ascii="黑体" w:hAnsi="黑体" w:eastAsia="黑体" w:cs="黑体"/>
               <w:bCs/>
-              <w:spacing w:val="1"/>
+              <w:spacing w:val="2"/>
               <w:szCs w:val="31"/>
             </w:rPr>
-            <w:t>流程描述</w:t>
+            <w:t>风险识别评估</w:t>
           </w:r>
           <w:r>
             <w:tab/>
@@ -3522,13 +3522,93 @@
             <w:fldChar w:fldCharType="begin"/>
           </w:r>
           <w:r>
-            <w:instrText xml:space="preserve"> PAGEREF _Toc24942 \h </w:instrText>
+            <w:instrText xml:space="preserve"> PAGEREF _Toc10048 \h </w:instrText>
           </w:r>
           <w:r>
             <w:fldChar w:fldCharType="separate"/>
           </w:r>
           <w:r>
-            <w:t>6</w:t>
+            <w:t>7</w:t>
+          </w:r>
+          <w:r>
+            <w:fldChar w:fldCharType="end"/>
+          </w:r>
+          <w:r>
+            <w:rPr>
+              <w:rFonts w:ascii="宋体" w:hAnsi="宋体" w:eastAsia="宋体" w:cs="宋体"/>
+              <w:szCs w:val="24"/>
+            </w:rPr>
+            <w:fldChar w:fldCharType="end"/>
+          </w:r>
+        </w:p>
+        <w:p>
+          <w:pPr>
+            <w:pStyle w:val="3"/>
+            <w:tabs>
+              <w:tab w:val="right" w:leader="dot" w:pos="8680"/>
+            </w:tabs>
+          </w:pPr>
+          <w:r>
+            <w:rPr>
+              <w:rFonts w:ascii="宋体" w:hAnsi="宋体" w:eastAsia="宋体" w:cs="宋体"/>
+              <w:szCs w:val="24"/>
+            </w:rPr>
+            <w:fldChar w:fldCharType="begin"/>
+          </w:r>
+          <w:r>
+            <w:rPr>
+              <w:rFonts w:ascii="宋体" w:hAnsi="宋体" w:eastAsia="宋体" w:cs="宋体"/>
+              <w:szCs w:val="24"/>
+            </w:rPr>
+            <w:instrText xml:space="preserve"> HYPERLINK \l _Toc8030 </w:instrText>
+          </w:r>
+          <w:r>
+            <w:rPr>
+              <w:rFonts w:ascii="宋体" w:hAnsi="宋体" w:eastAsia="宋体" w:cs="宋体"/>
+              <w:szCs w:val="24"/>
+            </w:rPr>
+            <w:fldChar w:fldCharType="separate"/>
+          </w:r>
+          <w:r>
+            <w:rPr>
+              <w:rFonts w:ascii="黑体" w:hAnsi="黑体" w:eastAsia="黑体" w:cs="黑体"/>
+              <w:bCs/>
+              <w:spacing w:val="5"/>
+              <w:szCs w:val="31"/>
+            </w:rPr>
+            <w:t>8.</w:t>
+          </w:r>
+          <w:r>
+            <w:rPr>
+              <w:rFonts w:ascii="黑体" w:hAnsi="黑体" w:eastAsia="黑体" w:cs="黑体"/>
+              <w:spacing w:val="-31"/>
+              <w:szCs w:val="31"/>
+            </w:rPr>
+            <w:t xml:space="preserve"> </w:t>
+          </w:r>
+          <w:r>
+            <w:rPr>
+              <w:rFonts w:ascii="黑体" w:hAnsi="黑体" w:eastAsia="黑体" w:cs="黑体"/>
+              <w:bCs/>
+              <w:spacing w:val="5"/>
+              <w:szCs w:val="31"/>
+            </w:rPr>
+            <w:t>信息安全事件处理流程</w:t>
+          </w:r>
+          <w:r>
+            <w:tab/>
+          </w:r>
+          <w:r>
+            <w:fldChar w:fldCharType="begin"/>
+          </w:r>
+          <w:r>
+            <w:instrText xml:space="preserve"> PAGEREF _Toc8030 \h </w:instrText>
+          </w:r>
+          <w:r>
+            <w:fldChar w:fldCharType="separate"/>
+          </w:r>
+          <w:r>
+            <w:t>8</w:t>
           </w:r>
           <w:r>
             <w:fldChar w:fldCharType="end"/>
@@ -3544,23 +3624,9 @@
         <w:p>
           <w:pPr>
             <w:pStyle w:val="4"/>
-            <w:keepNext w:val="0"/>
-            <w:keepLines w:val="0"/>
-            <w:pageBreakBefore w:val="0"/>
-            <w:widowControl w:val="0"/>
             <w:tabs>
               <w:tab w:val="right" w:leader="dot" w:pos="8680"/>
             </w:tabs>
-            <w:kinsoku w:val="0"/>
-            <w:wordWrap/>
-            <w:overflowPunct/>
-            <w:topLinePunct w:val="0"/>
-            <w:autoSpaceDE w:val="0"/>
-            <w:autoSpaceDN w:val="0"/>
-            <w:bidi w:val="0"/>
-            <w:adjustRightInd w:val="0"/>
-            <w:snapToGrid w:val="0"/>
-            <w:textAlignment w:val="baseline"/>
           </w:pPr>
           <w:r>
             <w:rPr>
@@ -3574,7 +3640,7 @@
               <w:rFonts w:ascii="宋体" w:hAnsi="宋体" w:eastAsia="宋体" w:cs="宋体"/>
               <w:szCs w:val="24"/>
             </w:rPr>
-            <w:instrText xml:space="preserve"> HYPERLINK \l _Toc18567 </w:instrText>
+            <w:instrText xml:space="preserve"> HYPERLINK \l _Toc16321 </w:instrText>
           </w:r>
           <w:r>
             <w:rPr>
@@ -3585,29 +3651,20 @@
           </w:r>
           <w:r>
             <w:rPr>
+              <w:bCs/>
+              <w:spacing w:val="-3"/>
+              <w:szCs w:val="30"/>
+            </w:rPr>
+            <w:t xml:space="preserve">8.1. </w:t>
+          </w:r>
+          <w:r>
+            <w:rPr>
               <w:rFonts w:ascii="黑体" w:hAnsi="黑体" w:eastAsia="黑体" w:cs="黑体"/>
               <w:bCs/>
-              <w:spacing w:val="-6"/>
+              <w:spacing w:val="-3"/>
               <w:szCs w:val="30"/>
             </w:rPr>
-            <w:t>6.1.</w:t>
-          </w:r>
-          <w:r>
-            <w:rPr>
-              <w:rFonts w:ascii="黑体" w:hAnsi="黑体" w:eastAsia="黑体" w:cs="黑体"/>
-              <w:spacing w:val="-19"/>
-              <w:szCs w:val="30"/>
-            </w:rPr>
-            <w:t xml:space="preserve"> </w:t>
-          </w:r>
-          <w:r>
-            <w:rPr>
-              <w:rFonts w:ascii="黑体" w:hAnsi="黑体" w:eastAsia="黑体" w:cs="黑体"/>
-              <w:bCs/>
-              <w:spacing w:val="-6"/>
-              <w:szCs w:val="30"/>
-            </w:rPr>
-            <w:t>流程图</w:t>
+            <w:t>信息安全事件的定义</w:t>
           </w:r>
           <w:r>
             <w:tab/>
@@ -3616,13 +3673,13 @@
             <w:fldChar w:fldCharType="begin"/>
           </w:r>
           <w:r>
-            <w:instrText xml:space="preserve"> PAGEREF _Toc18567 \h </w:instrText>
+            <w:instrText xml:space="preserve"> PAGEREF _Toc16321 \h </w:instrText>
           </w:r>
           <w:r>
             <w:fldChar w:fldCharType="separate"/>
           </w:r>
           <w:r>
-            <w:t>6</w:t>
+            <w:t>8</w:t>
           </w:r>
           <w:r>
             <w:fldChar w:fldCharType="end"/>
@@ -3638,23 +3695,9 @@
         <w:p>
           <w:pPr>
             <w:pStyle w:val="4"/>
-            <w:keepNext w:val="0"/>
-            <w:keepLines w:val="0"/>
-            <w:pageBreakBefore w:val="0"/>
-            <w:widowControl w:val="0"/>
             <w:tabs>
               <w:tab w:val="right" w:leader="dot" w:pos="8680"/>
             </w:tabs>
-            <w:kinsoku w:val="0"/>
-            <w:wordWrap/>
-            <w:overflowPunct/>
-            <w:topLinePunct w:val="0"/>
-            <w:autoSpaceDE w:val="0"/>
-            <w:autoSpaceDN w:val="0"/>
-            <w:bidi w:val="0"/>
-            <w:adjustRightInd w:val="0"/>
-            <w:snapToGrid w:val="0"/>
-            <w:textAlignment w:val="baseline"/>
           </w:pPr>
           <w:r>
             <w:rPr>
@@ -3668,7 +3711,7 @@
               <w:rFonts w:ascii="宋体" w:hAnsi="宋体" w:eastAsia="宋体" w:cs="宋体"/>
               <w:szCs w:val="24"/>
             </w:rPr>
-            <w:instrText xml:space="preserve"> HYPERLINK \l _Toc2685 </w:instrText>
+            <w:instrText xml:space="preserve"> HYPERLINK \l _Toc30161 </w:instrText>
           </w:r>
           <w:r>
             <w:rPr>
@@ -3680,19 +3723,19 @@
           <w:r>
             <w:rPr>
               <w:bCs/>
-              <w:spacing w:val="-4"/>
+              <w:spacing w:val="-3"/>
               <w:szCs w:val="30"/>
             </w:rPr>
-            <w:t xml:space="preserve">6.2. </w:t>
+            <w:t xml:space="preserve">8.2. </w:t>
           </w:r>
           <w:r>
             <w:rPr>
               <w:rFonts w:ascii="黑体" w:hAnsi="黑体" w:eastAsia="黑体" w:cs="黑体"/>
               <w:bCs/>
-              <w:spacing w:val="-4"/>
+              <w:spacing w:val="-3"/>
               <w:szCs w:val="30"/>
             </w:rPr>
-            <w:t>流程说明</w:t>
+            <w:t>信息安全事件的发现和报告</w:t>
           </w:r>
           <w:r>
             <w:tab/>
@@ -3701,13 +3744,155 @@
             <w:fldChar w:fldCharType="begin"/>
           </w:r>
           <w:r>
-            <w:instrText xml:space="preserve"> PAGEREF _Toc2685 \h </w:instrText>
+            <w:instrText xml:space="preserve"> PAGEREF _Toc30161 \h </w:instrText>
           </w:r>
           <w:r>
             <w:fldChar w:fldCharType="separate"/>
           </w:r>
           <w:r>
-            <w:t>7</w:t>
+            <w:t>8</w:t>
+          </w:r>
+          <w:r>
+            <w:fldChar w:fldCharType="end"/>
+          </w:r>
+          <w:r>
+            <w:rPr>
+              <w:rFonts w:ascii="宋体" w:hAnsi="宋体" w:eastAsia="宋体" w:cs="宋体"/>
+              <w:szCs w:val="24"/>
+            </w:rPr>
+            <w:fldChar w:fldCharType="end"/>
+          </w:r>
+        </w:p>
+        <w:p>
+          <w:pPr>
+            <w:pStyle w:val="4"/>
+            <w:tabs>
+              <w:tab w:val="right" w:leader="dot" w:pos="8680"/>
+            </w:tabs>
+          </w:pPr>
+          <w:r>
+            <w:rPr>
+              <w:rFonts w:ascii="宋体" w:hAnsi="宋体" w:eastAsia="宋体" w:cs="宋体"/>
+              <w:szCs w:val="24"/>
+            </w:rPr>
+            <w:fldChar w:fldCharType="begin"/>
+          </w:r>
+          <w:r>
+            <w:rPr>
+              <w:rFonts w:ascii="宋体" w:hAnsi="宋体" w:eastAsia="宋体" w:cs="宋体"/>
+              <w:szCs w:val="24"/>
+            </w:rPr>
+            <w:instrText xml:space="preserve"> HYPERLINK \l _Toc14762 </w:instrText>
+          </w:r>
+          <w:r>
+            <w:rPr>
+              <w:rFonts w:ascii="宋体" w:hAnsi="宋体" w:eastAsia="宋体" w:cs="宋体"/>
+              <w:szCs w:val="24"/>
+            </w:rPr>
+            <w:fldChar w:fldCharType="separate"/>
+          </w:r>
+          <w:r>
+            <w:rPr>
+              <w:bCs/>
+              <w:spacing w:val="-3"/>
+              <w:szCs w:val="30"/>
+            </w:rPr>
+            <w:t xml:space="preserve">8.3. </w:t>
+          </w:r>
+          <w:r>
+            <w:rPr>
+              <w:rFonts w:ascii="黑体" w:hAnsi="黑体" w:eastAsia="黑体" w:cs="黑体"/>
+              <w:bCs/>
+              <w:spacing w:val="-3"/>
+              <w:szCs w:val="30"/>
+            </w:rPr>
+            <w:t>信息安全事件的处理和解决</w:t>
+          </w:r>
+          <w:r>
+            <w:tab/>
+          </w:r>
+          <w:r>
+            <w:fldChar w:fldCharType="begin"/>
+          </w:r>
+          <w:r>
+            <w:instrText xml:space="preserve"> PAGEREF _Toc14762 \h </w:instrText>
+          </w:r>
+          <w:r>
+            <w:fldChar w:fldCharType="separate"/>
+          </w:r>
+          <w:r>
+            <w:t>8</w:t>
+          </w:r>
+          <w:r>
+            <w:fldChar w:fldCharType="end"/>
+          </w:r>
+          <w:r>
+            <w:rPr>
+              <w:rFonts w:ascii="宋体" w:hAnsi="宋体" w:eastAsia="宋体" w:cs="宋体"/>
+              <w:szCs w:val="24"/>
+            </w:rPr>
+            <w:fldChar w:fldCharType="end"/>
+          </w:r>
+        </w:p>
+        <w:p>
+          <w:pPr>
+            <w:pStyle w:val="4"/>
+            <w:tabs>
+              <w:tab w:val="right" w:leader="dot" w:pos="8680"/>
+            </w:tabs>
+          </w:pPr>
+          <w:r>
+            <w:rPr>
+              <w:rFonts w:ascii="宋体" w:hAnsi="宋体" w:eastAsia="宋体" w:cs="宋体"/>
+              <w:szCs w:val="24"/>
+            </w:rPr>
+            <w:fldChar w:fldCharType="begin"/>
+          </w:r>
+          <w:r>
+            <w:rPr>
+              <w:rFonts w:ascii="宋体" w:hAnsi="宋体" w:eastAsia="宋体" w:cs="宋体"/>
+              <w:szCs w:val="24"/>
+            </w:rPr>
+            <w:instrText xml:space="preserve"> HYPERLINK \l _Toc30961 </w:instrText>
+          </w:r>
+          <w:r>
+            <w:rPr>
+              <w:rFonts w:ascii="宋体" w:hAnsi="宋体" w:eastAsia="宋体" w:cs="宋体"/>
+              <w:szCs w:val="24"/>
+            </w:rPr>
+            <w:fldChar w:fldCharType="separate"/>
+          </w:r>
+          <w:r>
+            <w:rPr>
+              <w:bCs/>
+              <w:spacing w:val="-3"/>
+              <w:szCs w:val="30"/>
+            </w:rPr>
+            <w:t xml:space="preserve">8.4. </w:t>
+          </w:r>
+          <w:r>
+            <w:rPr>
+              <w:rFonts w:ascii="黑体" w:hAnsi="黑体" w:eastAsia="黑体" w:cs="黑体"/>
+              <w:bCs/>
+              <w:spacing w:val="-3"/>
+              <w:szCs w:val="30"/>
+            </w:rPr>
+            <w:t>信息安全事件的关闭</w:t>
+          </w:r>
+          <w:r>
+            <w:tab/>
+          </w:r>
+          <w:r>
+            <w:fldChar w:fldCharType="begin"/>
+          </w:r>
+          <w:r>
+            <w:instrText xml:space="preserve"> PAGEREF _Toc30961 \h </w:instrText>
+          </w:r>
+          <w:r>
+            <w:fldChar w:fldCharType="separate"/>
+          </w:r>
+          <w:r>
+            <w:t>8</w:t>
           </w:r>
           <w:r>
             <w:fldChar w:fldCharType="end"/>
@@ -3723,23 +3908,9 @@
         <w:p>
           <w:pPr>
             <w:pStyle w:val="3"/>
-            <w:keepNext w:val="0"/>
-            <w:keepLines w:val="0"/>
-            <w:pageBreakBefore w:val="0"/>
-            <w:widowControl w:val="0"/>
             <w:tabs>
               <w:tab w:val="right" w:leader="dot" w:pos="8680"/>
             </w:tabs>
-            <w:kinsoku w:val="0"/>
-            <w:wordWrap/>
-            <w:overflowPunct/>
-            <w:topLinePunct w:val="0"/>
-            <w:autoSpaceDE w:val="0"/>
-            <w:autoSpaceDN w:val="0"/>
-            <w:bidi w:val="0"/>
-            <w:adjustRightInd w:val="0"/>
-            <w:snapToGrid w:val="0"/>
-            <w:textAlignment w:val="baseline"/>
           </w:pPr>
           <w:r>
             <w:rPr>
@@ -3753,7 +3924,7 @@
               <w:rFonts w:ascii="宋体" w:hAnsi="宋体" w:eastAsia="宋体" w:cs="宋体"/>
               <w:szCs w:val="24"/>
             </w:rPr>
-            <w:instrText xml:space="preserve"> HYPERLINK \l _Toc6921 </w:instrText>
+            <w:instrText xml:space="preserve"> HYPERLINK \l _Toc9178 </w:instrText>
           </w:r>
           <w:r>
             <w:rPr>
@@ -3769,12 +3940,12 @@
               <w:spacing w:val="2"/>
               <w:szCs w:val="31"/>
             </w:rPr>
-            <w:t>7.</w:t>
+            <w:t>9.</w:t>
           </w:r>
           <w:r>
             <w:rPr>
               <w:rFonts w:ascii="黑体" w:hAnsi="黑体" w:eastAsia="黑体" w:cs="黑体"/>
-              <w:spacing w:val="-26"/>
+              <w:spacing w:val="2"/>
               <w:szCs w:val="31"/>
             </w:rPr>
             <w:t xml:space="preserve"> </w:t>
@@ -3786,7 +3957,7 @@
               <w:spacing w:val="2"/>
               <w:szCs w:val="31"/>
             </w:rPr>
-            <w:t>风险识别评估</w:t>
+            <w:t>安全措施和安全规范</w:t>
           </w:r>
           <w:r>
             <w:tab/>
@@ -3795,7 +3966,7 @@
             <w:fldChar w:fldCharType="begin"/>
           </w:r>
           <w:r>
-            <w:instrText xml:space="preserve"> PAGEREF _Toc6921 \h </w:instrText>
+            <w:instrText xml:space="preserve"> PAGEREF _Toc9178 \h </w:instrText>
           </w:r>
           <w:r>
             <w:fldChar w:fldCharType="separate"/>
@@ -3817,23 +3988,9 @@
         <w:p>
           <w:pPr>
             <w:pStyle w:val="3"/>
-            <w:keepNext w:val="0"/>
-            <w:keepLines w:val="0"/>
-            <w:pageBreakBefore w:val="0"/>
-            <w:widowControl w:val="0"/>
             <w:tabs>
               <w:tab w:val="right" w:leader="dot" w:pos="8680"/>
             </w:tabs>
-            <w:kinsoku w:val="0"/>
-            <w:wordWrap/>
-            <w:overflowPunct/>
-            <w:topLinePunct w:val="0"/>
-            <w:autoSpaceDE w:val="0"/>
-            <w:autoSpaceDN w:val="0"/>
-            <w:bidi w:val="0"/>
-            <w:adjustRightInd w:val="0"/>
-            <w:snapToGrid w:val="0"/>
-            <w:textAlignment w:val="baseline"/>
           </w:pPr>
           <w:r>
             <w:rPr>
@@ -3847,7 +4004,7 @@
               <w:rFonts w:ascii="宋体" w:hAnsi="宋体" w:eastAsia="宋体" w:cs="宋体"/>
               <w:szCs w:val="24"/>
             </w:rPr>
-            <w:instrText xml:space="preserve"> HYPERLINK \l _Toc29070 </w:instrText>
+            <w:instrText xml:space="preserve"> HYPERLINK \l _Toc3411 </w:instrText>
           </w:r>
           <w:r>
             <w:rPr>
@@ -3860,15 +4017,15 @@
             <w:rPr>
               <w:rFonts w:ascii="黑体" w:hAnsi="黑体" w:eastAsia="黑体" w:cs="黑体"/>
               <w:bCs/>
-              <w:spacing w:val="5"/>
+              <w:spacing w:val="4"/>
               <w:szCs w:val="31"/>
             </w:rPr>
-            <w:t>8.</w:t>
+            <w:t>10.</w:t>
           </w:r>
           <w:r>
             <w:rPr>
               <w:rFonts w:ascii="黑体" w:hAnsi="黑体" w:eastAsia="黑体" w:cs="黑体"/>
-              <w:spacing w:val="-31"/>
+              <w:spacing w:val="97"/>
               <w:szCs w:val="31"/>
             </w:rPr>
             <w:t xml:space="preserve"> </w:t>
@@ -3877,10 +4034,10 @@
             <w:rPr>
               <w:rFonts w:ascii="黑体" w:hAnsi="黑体" w:eastAsia="黑体" w:cs="黑体"/>
               <w:bCs/>
-              <w:spacing w:val="5"/>
+              <w:spacing w:val="4"/>
               <w:szCs w:val="31"/>
             </w:rPr>
-            <w:t>信息安全事件处理流程</w:t>
+            <w:t>公司网络管理员安全管理策略</w:t>
           </w:r>
           <w:r>
             <w:tab/>
@@ -3889,347 +4046,7 @@
             <w:fldChar w:fldCharType="begin"/>
           </w:r>
           <w:r>
-            <w:instrText xml:space="preserve"> PAGEREF _Toc29070 \h </w:instrText>
-          </w:r>
-          <w:r>
-            <w:fldChar w:fldCharType="separate"/>
-          </w:r>
-          <w:r>
-            <w:t>9</w:t>
-          </w:r>
-          <w:r>
-            <w:fldChar w:fldCharType="end"/>
-          </w:r>
-          <w:r>
-            <w:rPr>
-              <w:rFonts w:ascii="宋体" w:hAnsi="宋体" w:eastAsia="宋体" w:cs="宋体"/>
-              <w:szCs w:val="24"/>
-            </w:rPr>
-            <w:fldChar w:fldCharType="end"/>
-          </w:r>
-        </w:p>
-        <w:p>
-          <w:pPr>
-            <w:pStyle w:val="4"/>
-            <w:keepNext w:val="0"/>
-            <w:keepLines w:val="0"/>
-            <w:pageBreakBefore w:val="0"/>
-            <w:widowControl w:val="0"/>
-            <w:tabs>
-              <w:tab w:val="right" w:leader="dot" w:pos="8680"/>
-            </w:tabs>
-            <w:kinsoku w:val="0"/>
-            <w:wordWrap/>
-            <w:overflowPunct/>
-            <w:topLinePunct w:val="0"/>
-            <w:autoSpaceDE w:val="0"/>
-            <w:autoSpaceDN w:val="0"/>
-            <w:bidi w:val="0"/>
-            <w:adjustRightInd w:val="0"/>
-            <w:snapToGrid w:val="0"/>
-            <w:textAlignment w:val="baseline"/>
-          </w:pPr>
-          <w:r>
-            <w:rPr>
-              <w:rFonts w:ascii="宋体" w:hAnsi="宋体" w:eastAsia="宋体" w:cs="宋体"/>
-              <w:szCs w:val="24"/>
-            </w:rPr>
-            <w:fldChar w:fldCharType="begin"/>
-          </w:r>
-          <w:r>
-            <w:rPr>
-              <w:rFonts w:ascii="宋体" w:hAnsi="宋体" w:eastAsia="宋体" w:cs="宋体"/>
-              <w:szCs w:val="24"/>
-            </w:rPr>
-            <w:instrText xml:space="preserve"> HYPERLINK \l _Toc29484 </w:instrText>
-          </w:r>
-          <w:r>
-            <w:rPr>
-              <w:rFonts w:ascii="宋体" w:hAnsi="宋体" w:eastAsia="宋体" w:cs="宋体"/>
-              <w:szCs w:val="24"/>
-            </w:rPr>
-            <w:fldChar w:fldCharType="separate"/>
-          </w:r>
-          <w:r>
-            <w:rPr>
-              <w:bCs/>
-              <w:spacing w:val="-3"/>
-              <w:szCs w:val="30"/>
-            </w:rPr>
-            <w:t xml:space="preserve">8.1. </w:t>
-          </w:r>
-          <w:r>
-            <w:rPr>
-              <w:rFonts w:ascii="黑体" w:hAnsi="黑体" w:eastAsia="黑体" w:cs="黑体"/>
-              <w:bCs/>
-              <w:spacing w:val="-3"/>
-              <w:szCs w:val="30"/>
-            </w:rPr>
-            <w:t>信息安全事件的定义</w:t>
-          </w:r>
-          <w:r>
-            <w:tab/>
-          </w:r>
-          <w:r>
-            <w:fldChar w:fldCharType="begin"/>
-          </w:r>
-          <w:r>
-            <w:instrText xml:space="preserve"> PAGEREF _Toc29484 \h </w:instrText>
-          </w:r>
-          <w:r>
-            <w:fldChar w:fldCharType="separate"/>
-          </w:r>
-          <w:r>
-            <w:t>9</w:t>
-          </w:r>
-          <w:r>
-            <w:fldChar w:fldCharType="end"/>
-          </w:r>
-          <w:r>
-            <w:rPr>
-              <w:rFonts w:ascii="宋体" w:hAnsi="宋体" w:eastAsia="宋体" w:cs="宋体"/>
-              <w:szCs w:val="24"/>
-            </w:rPr>
-            <w:fldChar w:fldCharType="end"/>
-          </w:r>
-        </w:p>
-        <w:p>
-          <w:pPr>
-            <w:pStyle w:val="4"/>
-            <w:keepNext w:val="0"/>
-            <w:keepLines w:val="0"/>
-            <w:pageBreakBefore w:val="0"/>
-            <w:widowControl w:val="0"/>
-            <w:tabs>
-              <w:tab w:val="right" w:leader="dot" w:pos="8680"/>
-            </w:tabs>
-            <w:kinsoku w:val="0"/>
-            <w:wordWrap/>
-            <w:overflowPunct/>
-            <w:topLinePunct w:val="0"/>
-            <w:autoSpaceDE w:val="0"/>
-            <w:autoSpaceDN w:val="0"/>
-            <w:bidi w:val="0"/>
-            <w:adjustRightInd w:val="0"/>
-            <w:snapToGrid w:val="0"/>
-            <w:textAlignment w:val="baseline"/>
-          </w:pPr>
-          <w:r>
-            <w:rPr>
-              <w:rFonts w:ascii="宋体" w:hAnsi="宋体" w:eastAsia="宋体" w:cs="宋体"/>
-              <w:szCs w:val="24"/>
-            </w:rPr>
-            <w:fldChar w:fldCharType="begin"/>
-          </w:r>
-          <w:r>
-            <w:rPr>
-              <w:rFonts w:ascii="宋体" w:hAnsi="宋体" w:eastAsia="宋体" w:cs="宋体"/>
-              <w:szCs w:val="24"/>
-            </w:rPr>
-            <w:instrText xml:space="preserve"> HYPERLINK \l _Toc17852 </w:instrText>
-          </w:r>
-          <w:r>
-            <w:rPr>
-              <w:rFonts w:ascii="宋体" w:hAnsi="宋体" w:eastAsia="宋体" w:cs="宋体"/>
-              <w:szCs w:val="24"/>
-            </w:rPr>
-            <w:fldChar w:fldCharType="separate"/>
-          </w:r>
-          <w:r>
-            <w:rPr>
-              <w:bCs/>
-              <w:spacing w:val="-3"/>
-              <w:szCs w:val="30"/>
-            </w:rPr>
-            <w:t xml:space="preserve">8.2. </w:t>
-          </w:r>
-          <w:r>
-            <w:rPr>
-              <w:rFonts w:ascii="黑体" w:hAnsi="黑体" w:eastAsia="黑体" w:cs="黑体"/>
-              <w:bCs/>
-              <w:spacing w:val="-3"/>
-              <w:szCs w:val="30"/>
-            </w:rPr>
-            <w:t>信息安全事件的发现和报告</w:t>
-          </w:r>
-          <w:r>
-            <w:tab/>
-          </w:r>
-          <w:r>
-            <w:fldChar w:fldCharType="begin"/>
-          </w:r>
-          <w:r>
-            <w:instrText xml:space="preserve"> PAGEREF _Toc17852 \h </w:instrText>
-          </w:r>
-          <w:r>
-            <w:fldChar w:fldCharType="separate"/>
-          </w:r>
-          <w:r>
-            <w:t>9</w:t>
-          </w:r>
-          <w:r>
-            <w:fldChar w:fldCharType="end"/>
-          </w:r>
-          <w:r>
-            <w:rPr>
-              <w:rFonts w:ascii="宋体" w:hAnsi="宋体" w:eastAsia="宋体" w:cs="宋体"/>
-              <w:szCs w:val="24"/>
-            </w:rPr>
-            <w:fldChar w:fldCharType="end"/>
-          </w:r>
-        </w:p>
-        <w:p>
-          <w:pPr>
-            <w:pStyle w:val="4"/>
-            <w:keepNext w:val="0"/>
-            <w:keepLines w:val="0"/>
-            <w:pageBreakBefore w:val="0"/>
-            <w:widowControl w:val="0"/>
-            <w:tabs>
-              <w:tab w:val="right" w:leader="dot" w:pos="8680"/>
-            </w:tabs>
-            <w:kinsoku w:val="0"/>
-            <w:wordWrap/>
-            <w:overflowPunct/>
-            <w:topLinePunct w:val="0"/>
-            <w:autoSpaceDE w:val="0"/>
-            <w:autoSpaceDN w:val="0"/>
-            <w:bidi w:val="0"/>
-            <w:adjustRightInd w:val="0"/>
-            <w:snapToGrid w:val="0"/>
-            <w:textAlignment w:val="baseline"/>
-          </w:pPr>
-          <w:r>
-            <w:rPr>
-              <w:rFonts w:ascii="宋体" w:hAnsi="宋体" w:eastAsia="宋体" w:cs="宋体"/>
-              <w:szCs w:val="24"/>
-            </w:rPr>
-            <w:fldChar w:fldCharType="begin"/>
-          </w:r>
-          <w:r>
-            <w:rPr>
-              <w:rFonts w:ascii="宋体" w:hAnsi="宋体" w:eastAsia="宋体" w:cs="宋体"/>
-              <w:szCs w:val="24"/>
-            </w:rPr>
-            <w:instrText xml:space="preserve"> HYPERLINK \l _Toc21250 </w:instrText>
-          </w:r>
-          <w:r>
-            <w:rPr>
-              <w:rFonts w:ascii="宋体" w:hAnsi="宋体" w:eastAsia="宋体" w:cs="宋体"/>
-              <w:szCs w:val="24"/>
-            </w:rPr>
-            <w:fldChar w:fldCharType="separate"/>
-          </w:r>
-          <w:r>
-            <w:rPr>
-              <w:bCs/>
-              <w:spacing w:val="-3"/>
-              <w:szCs w:val="30"/>
-            </w:rPr>
-            <w:t xml:space="preserve">8.3. </w:t>
-          </w:r>
-          <w:r>
-            <w:rPr>
-              <w:rFonts w:ascii="黑体" w:hAnsi="黑体" w:eastAsia="黑体" w:cs="黑体"/>
-              <w:bCs/>
-              <w:spacing w:val="-3"/>
-              <w:szCs w:val="30"/>
-            </w:rPr>
-            <w:t>信息安全事件的处理和解决</w:t>
-          </w:r>
-          <w:r>
-            <w:tab/>
-          </w:r>
-          <w:r>
-            <w:fldChar w:fldCharType="begin"/>
-          </w:r>
-          <w:r>
-            <w:instrText xml:space="preserve"> PAGEREF _Toc21250 \h </w:instrText>
-          </w:r>
-          <w:r>
-            <w:fldChar w:fldCharType="separate"/>
-          </w:r>
-          <w:r>
-            <w:t>9</w:t>
-          </w:r>
-          <w:r>
-            <w:fldChar w:fldCharType="end"/>
-          </w:r>
-          <w:r>
-            <w:rPr>
-              <w:rFonts w:ascii="宋体" w:hAnsi="宋体" w:eastAsia="宋体" w:cs="宋体"/>
-              <w:szCs w:val="24"/>
-            </w:rPr>
-            <w:fldChar w:fldCharType="end"/>
-          </w:r>
-        </w:p>
-        <w:p>
-          <w:pPr>
-            <w:pStyle w:val="4"/>
-            <w:keepNext w:val="0"/>
-            <w:keepLines w:val="0"/>
-            <w:pageBreakBefore w:val="0"/>
-            <w:widowControl w:val="0"/>
-            <w:tabs>
-              <w:tab w:val="right" w:leader="dot" w:pos="8680"/>
-            </w:tabs>
-            <w:kinsoku w:val="0"/>
-            <w:wordWrap/>
-            <w:overflowPunct/>
-            <w:topLinePunct w:val="0"/>
-            <w:autoSpaceDE w:val="0"/>
-            <w:autoSpaceDN w:val="0"/>
-            <w:bidi w:val="0"/>
-            <w:adjustRightInd w:val="0"/>
-            <w:snapToGrid w:val="0"/>
-            <w:textAlignment w:val="baseline"/>
-          </w:pPr>
-          <w:r>
-            <w:rPr>
-              <w:rFonts w:ascii="宋体" w:hAnsi="宋体" w:eastAsia="宋体" w:cs="宋体"/>
-              <w:szCs w:val="24"/>
-            </w:rPr>
-            <w:fldChar w:fldCharType="begin"/>
-          </w:r>
-          <w:r>
-            <w:rPr>
-              <w:rFonts w:ascii="宋体" w:hAnsi="宋体" w:eastAsia="宋体" w:cs="宋体"/>
-              <w:szCs w:val="24"/>
-            </w:rPr>
-            <w:instrText xml:space="preserve"> HYPERLINK \l _Toc15041 </w:instrText>
-          </w:r>
-          <w:r>
-            <w:rPr>
-              <w:rFonts w:ascii="宋体" w:hAnsi="宋体" w:eastAsia="宋体" w:cs="宋体"/>
-              <w:szCs w:val="24"/>
-            </w:rPr>
-            <w:fldChar w:fldCharType="separate"/>
-          </w:r>
-          <w:r>
-            <w:rPr>
-              <w:bCs/>
-              <w:spacing w:val="-3"/>
-              <w:szCs w:val="30"/>
-            </w:rPr>
-            <w:t xml:space="preserve">8.4. </w:t>
-          </w:r>
-          <w:r>
-            <w:rPr>
-              <w:rFonts w:ascii="黑体" w:hAnsi="黑体" w:eastAsia="黑体" w:cs="黑体"/>
-              <w:bCs/>
-              <w:spacing w:val="-3"/>
-              <w:szCs w:val="30"/>
-            </w:rPr>
-            <w:t>信息安全事件的关闭</w:t>
-          </w:r>
-          <w:r>
-            <w:tab/>
-          </w:r>
-          <w:r>
-            <w:fldChar w:fldCharType="begin"/>
-          </w:r>
-          <w:r>
-            <w:instrText xml:space="preserve"> PAGEREF _Toc15041 \h </w:instrText>
+            <w:instrText xml:space="preserve"> PAGEREF _Toc3411 \h </w:instrText>
           </w:r>
           <w:r>
             <w:fldChar w:fldCharType="separate"/>
@@ -4251,23 +4068,9 @@
         <w:p>
           <w:pPr>
             <w:pStyle w:val="3"/>
-            <w:keepNext w:val="0"/>
-            <w:keepLines w:val="0"/>
-            <w:pageBreakBefore w:val="0"/>
-            <w:widowControl w:val="0"/>
             <w:tabs>
               <w:tab w:val="right" w:leader="dot" w:pos="8680"/>
             </w:tabs>
-            <w:kinsoku w:val="0"/>
-            <w:wordWrap/>
-            <w:overflowPunct/>
-            <w:topLinePunct w:val="0"/>
-            <w:autoSpaceDE w:val="0"/>
-            <w:autoSpaceDN w:val="0"/>
-            <w:bidi w:val="0"/>
-            <w:adjustRightInd w:val="0"/>
-            <w:snapToGrid w:val="0"/>
-            <w:textAlignment w:val="baseline"/>
           </w:pPr>
           <w:r>
             <w:rPr>
@@ -4281,7 +4084,7 @@
               <w:rFonts w:ascii="宋体" w:hAnsi="宋体" w:eastAsia="宋体" w:cs="宋体"/>
               <w:szCs w:val="24"/>
             </w:rPr>
-            <w:instrText xml:space="preserve"> HYPERLINK \l _Toc14719 </w:instrText>
+            <w:instrText xml:space="preserve"> HYPERLINK \l _Toc25849 </w:instrText>
           </w:r>
           <w:r>
             <w:rPr>
@@ -4294,15 +4097,15 @@
             <w:rPr>
               <w:rFonts w:ascii="黑体" w:hAnsi="黑体" w:eastAsia="黑体" w:cs="黑体"/>
               <w:bCs/>
-              <w:spacing w:val="2"/>
+              <w:spacing w:val="3"/>
               <w:szCs w:val="31"/>
             </w:rPr>
-            <w:t>9.</w:t>
+            <w:t>11.</w:t>
           </w:r>
           <w:r>
             <w:rPr>
               <w:rFonts w:ascii="黑体" w:hAnsi="黑体" w:eastAsia="黑体" w:cs="黑体"/>
-              <w:spacing w:val="2"/>
+              <w:spacing w:val="94"/>
               <w:szCs w:val="31"/>
             </w:rPr>
             <w:t xml:space="preserve"> </w:t>
@@ -4311,10 +4114,10 @@
             <w:rPr>
               <w:rFonts w:ascii="黑体" w:hAnsi="黑体" w:eastAsia="黑体" w:cs="黑体"/>
               <w:bCs/>
-              <w:spacing w:val="2"/>
+              <w:spacing w:val="3"/>
               <w:szCs w:val="31"/>
             </w:rPr>
-            <w:t>安全措施和安全规范</w:t>
+            <w:t>密码与权限管理策略</w:t>
           </w:r>
           <w:r>
             <w:tab/>
@@ -4323,7 +4126,7 @@
             <w:fldChar w:fldCharType="begin"/>
           </w:r>
           <w:r>
-            <w:instrText xml:space="preserve"> PAGEREF _Toc14719 \h </w:instrText>
+            <w:instrText xml:space="preserve"> PAGEREF _Toc25849 \h </w:instrText>
           </w:r>
           <w:r>
             <w:fldChar w:fldCharType="separate"/>
@@ -4345,23 +4148,9 @@
         <w:p>
           <w:pPr>
             <w:pStyle w:val="3"/>
-            <w:keepNext w:val="0"/>
-            <w:keepLines w:val="0"/>
-            <w:pageBreakBefore w:val="0"/>
-            <w:widowControl w:val="0"/>
             <w:tabs>
               <w:tab w:val="right" w:leader="dot" w:pos="8680"/>
             </w:tabs>
-            <w:kinsoku w:val="0"/>
-            <w:wordWrap/>
-            <w:overflowPunct/>
-            <w:topLinePunct w:val="0"/>
-            <w:autoSpaceDE w:val="0"/>
-            <w:autoSpaceDN w:val="0"/>
-            <w:bidi w:val="0"/>
-            <w:adjustRightInd w:val="0"/>
-            <w:snapToGrid w:val="0"/>
-            <w:textAlignment w:val="baseline"/>
           </w:pPr>
           <w:r>
             <w:rPr>
@@ -4375,7 +4164,87 @@
               <w:rFonts w:ascii="宋体" w:hAnsi="宋体" w:eastAsia="宋体" w:cs="宋体"/>
               <w:szCs w:val="24"/>
             </w:rPr>
-            <w:instrText xml:space="preserve"> HYPERLINK \l _Toc11587 </w:instrText>
+            <w:instrText xml:space="preserve"> HYPERLINK \l _Toc27075 </w:instrText>
+          </w:r>
+          <w:r>
+            <w:rPr>
+              <w:rFonts w:ascii="宋体" w:hAnsi="宋体" w:eastAsia="宋体" w:cs="宋体"/>
+              <w:szCs w:val="24"/>
+            </w:rPr>
+            <w:fldChar w:fldCharType="separate"/>
+          </w:r>
+          <w:r>
+            <w:rPr>
+              <w:rFonts w:ascii="黑体" w:hAnsi="黑体" w:eastAsia="黑体" w:cs="黑体"/>
+              <w:bCs/>
+              <w:spacing w:val="3"/>
+              <w:szCs w:val="31"/>
+            </w:rPr>
+            <w:t>12.</w:t>
+          </w:r>
+          <w:r>
+            <w:rPr>
+              <w:rFonts w:ascii="黑体" w:hAnsi="黑体" w:eastAsia="黑体" w:cs="黑体"/>
+              <w:spacing w:val="99"/>
+              <w:szCs w:val="31"/>
+            </w:rPr>
+            <w:t xml:space="preserve"> </w:t>
+          </w:r>
+          <w:r>
+            <w:rPr>
+              <w:rFonts w:ascii="黑体" w:hAnsi="黑体" w:eastAsia="黑体" w:cs="黑体"/>
+              <w:bCs/>
+              <w:spacing w:val="3"/>
+              <w:szCs w:val="31"/>
+            </w:rPr>
+            <w:t>公司信息安全管理策略</w:t>
+          </w:r>
+          <w:r>
+            <w:tab/>
+          </w:r>
+          <w:r>
+            <w:fldChar w:fldCharType="begin"/>
+          </w:r>
+          <w:r>
+            <w:instrText xml:space="preserve"> PAGEREF _Toc27075 \h </w:instrText>
+          </w:r>
+          <w:r>
+            <w:fldChar w:fldCharType="separate"/>
+          </w:r>
+          <w:r>
+            <w:t>10</w:t>
+          </w:r>
+          <w:r>
+            <w:fldChar w:fldCharType="end"/>
+          </w:r>
+          <w:r>
+            <w:rPr>
+              <w:rFonts w:ascii="宋体" w:hAnsi="宋体" w:eastAsia="宋体" w:cs="宋体"/>
+              <w:szCs w:val="24"/>
+            </w:rPr>
+            <w:fldChar w:fldCharType="end"/>
+          </w:r>
+        </w:p>
+        <w:p>
+          <w:pPr>
+            <w:pStyle w:val="3"/>
+            <w:tabs>
+              <w:tab w:val="right" w:leader="dot" w:pos="8680"/>
+            </w:tabs>
+          </w:pPr>
+          <w:r>
+            <w:rPr>
+              <w:rFonts w:ascii="宋体" w:hAnsi="宋体" w:eastAsia="宋体" w:cs="宋体"/>
+              <w:szCs w:val="24"/>
+            </w:rPr>
+            <w:fldChar w:fldCharType="begin"/>
+          </w:r>
+          <w:r>
+            <w:rPr>
+              <w:rFonts w:ascii="宋体" w:hAnsi="宋体" w:eastAsia="宋体" w:cs="宋体"/>
+              <w:szCs w:val="24"/>
+            </w:rPr>
+            <w:instrText xml:space="preserve"> HYPERLINK \l _Toc8290 </w:instrText>
           </w:r>
           <w:r>
             <w:rPr>
@@ -4391,12 +4260,12 @@
               <w:spacing w:val="4"/>
               <w:szCs w:val="31"/>
             </w:rPr>
-            <w:t>10.</w:t>
+            <w:t>13.</w:t>
           </w:r>
           <w:r>
             <w:rPr>
               <w:rFonts w:ascii="黑体" w:hAnsi="黑体" w:eastAsia="黑体" w:cs="黑体"/>
-              <w:spacing w:val="97"/>
+              <w:spacing w:val="113"/>
               <w:szCs w:val="31"/>
             </w:rPr>
             <w:t xml:space="preserve"> </w:t>
@@ -4408,7 +4277,7 @@
               <w:spacing w:val="4"/>
               <w:szCs w:val="31"/>
             </w:rPr>
-            <w:t>公司网络管理员安全管理策略</w:t>
+            <w:t>运维项目现场/客户的信息安全管理策略</w:t>
           </w:r>
           <w:r>
             <w:tab/>
@@ -4417,7 +4286,7 @@
             <w:fldChar w:fldCharType="begin"/>
           </w:r>
           <w:r>
-            <w:instrText xml:space="preserve"> PAGEREF _Toc11587 \h </w:instrText>
+            <w:instrText xml:space="preserve"> PAGEREF _Toc8290 \h </w:instrText>
           </w:r>
           <w:r>
             <w:fldChar w:fldCharType="separate"/>
@@ -4439,23 +4308,9 @@
         <w:p>
           <w:pPr>
             <w:pStyle w:val="3"/>
-            <w:keepNext w:val="0"/>
-            <w:keepLines w:val="0"/>
-            <w:pageBreakBefore w:val="0"/>
-            <w:widowControl w:val="0"/>
             <w:tabs>
               <w:tab w:val="right" w:leader="dot" w:pos="8680"/>
             </w:tabs>
-            <w:kinsoku w:val="0"/>
-            <w:wordWrap/>
-            <w:overflowPunct/>
-            <w:topLinePunct w:val="0"/>
-            <w:autoSpaceDE w:val="0"/>
-            <w:autoSpaceDN w:val="0"/>
-            <w:bidi w:val="0"/>
-            <w:adjustRightInd w:val="0"/>
-            <w:snapToGrid w:val="0"/>
-            <w:textAlignment w:val="baseline"/>
           </w:pPr>
           <w:r>
             <w:rPr>
@@ -4469,7 +4324,7 @@
               <w:rFonts w:ascii="宋体" w:hAnsi="宋体" w:eastAsia="宋体" w:cs="宋体"/>
               <w:szCs w:val="24"/>
             </w:rPr>
-            <w:instrText xml:space="preserve"> HYPERLINK \l _Toc3119 </w:instrText>
+            <w:instrText xml:space="preserve"> HYPERLINK \l _Toc13572 </w:instrText>
           </w:r>
           <w:r>
             <w:rPr>
@@ -4482,15 +4337,15 @@
             <w:rPr>
               <w:rFonts w:ascii="黑体" w:hAnsi="黑体" w:eastAsia="黑体" w:cs="黑体"/>
               <w:bCs/>
-              <w:spacing w:val="3"/>
+              <w:spacing w:val="-1"/>
               <w:szCs w:val="31"/>
             </w:rPr>
-            <w:t>11.</w:t>
+            <w:t>14.</w:t>
           </w:r>
           <w:r>
             <w:rPr>
               <w:rFonts w:ascii="黑体" w:hAnsi="黑体" w:eastAsia="黑体" w:cs="黑体"/>
-              <w:spacing w:val="94"/>
+              <w:spacing w:val="98"/>
               <w:szCs w:val="31"/>
             </w:rPr>
             <w:t xml:space="preserve"> </w:t>
@@ -4499,10 +4354,10 @@
             <w:rPr>
               <w:rFonts w:ascii="黑体" w:hAnsi="黑体" w:eastAsia="黑体" w:cs="黑体"/>
               <w:bCs/>
-              <w:spacing w:val="3"/>
+              <w:spacing w:val="-1"/>
               <w:szCs w:val="31"/>
             </w:rPr>
-            <w:t>密码与权限管理策略</w:t>
+            <w:t>流程指标</w:t>
           </w:r>
           <w:r>
             <w:tab/>
@@ -4511,13 +4366,13 @@
             <w:fldChar w:fldCharType="begin"/>
           </w:r>
           <w:r>
-            <w:instrText xml:space="preserve"> PAGEREF _Toc3119 \h </w:instrText>
+            <w:instrText xml:space="preserve"> PAGEREF _Toc13572 \h </w:instrText>
           </w:r>
           <w:r>
             <w:fldChar w:fldCharType="separate"/>
           </w:r>
           <w:r>
-            <w:t>10</w:t>
+            <w:t>11</w:t>
           </w:r>
           <w:r>
             <w:fldChar w:fldCharType="end"/>
@@ -4533,23 +4388,9 @@
         <w:p>
           <w:pPr>
             <w:pStyle w:val="3"/>
-            <w:keepNext w:val="0"/>
-            <w:keepLines w:val="0"/>
-            <w:pageBreakBefore w:val="0"/>
-            <w:widowControl w:val="0"/>
             <w:tabs>
               <w:tab w:val="right" w:leader="dot" w:pos="8680"/>
             </w:tabs>
-            <w:kinsoku w:val="0"/>
-            <w:wordWrap/>
-            <w:overflowPunct/>
-            <w:topLinePunct w:val="0"/>
-            <w:autoSpaceDE w:val="0"/>
-            <w:autoSpaceDN w:val="0"/>
-            <w:bidi w:val="0"/>
-            <w:adjustRightInd w:val="0"/>
-            <w:snapToGrid w:val="0"/>
-            <w:textAlignment w:val="baseline"/>
           </w:pPr>
           <w:r>
             <w:rPr>
@@ -4563,289 +4404,7 @@
               <w:rFonts w:ascii="宋体" w:hAnsi="宋体" w:eastAsia="宋体" w:cs="宋体"/>
               <w:szCs w:val="24"/>
             </w:rPr>
-            <w:instrText xml:space="preserve"> HYPERLINK \l _Toc25135 </w:instrText>
-          </w:r>
-          <w:r>
-            <w:rPr>
-              <w:rFonts w:ascii="宋体" w:hAnsi="宋体" w:eastAsia="宋体" w:cs="宋体"/>
-              <w:szCs w:val="24"/>
-            </w:rPr>
-            <w:fldChar w:fldCharType="separate"/>
-          </w:r>
-          <w:r>
-            <w:rPr>
-              <w:rFonts w:ascii="黑体" w:hAnsi="黑体" w:eastAsia="黑体" w:cs="黑体"/>
-              <w:bCs/>
-              <w:spacing w:val="3"/>
-              <w:szCs w:val="31"/>
-            </w:rPr>
-            <w:t>12.</w:t>
-          </w:r>
-          <w:r>
-            <w:rPr>
-              <w:rFonts w:ascii="黑体" w:hAnsi="黑体" w:eastAsia="黑体" w:cs="黑体"/>
-              <w:spacing w:val="99"/>
-              <w:szCs w:val="31"/>
-            </w:rPr>
-            <w:t xml:space="preserve"> </w:t>
-          </w:r>
-          <w:r>
-            <w:rPr>
-              <w:rFonts w:ascii="黑体" w:hAnsi="黑体" w:eastAsia="黑体" w:cs="黑体"/>
-              <w:bCs/>
-              <w:spacing w:val="3"/>
-              <w:szCs w:val="31"/>
-            </w:rPr>
-            <w:t>公司信息安全管理策略</w:t>
-          </w:r>
-          <w:r>
-            <w:tab/>
-          </w:r>
-          <w:r>
-            <w:fldChar w:fldCharType="begin"/>
-          </w:r>
-          <w:r>
-            <w:instrText xml:space="preserve"> PAGEREF _Toc25135 \h </w:instrText>
-          </w:r>
-          <w:r>
-            <w:fldChar w:fldCharType="separate"/>
-          </w:r>
-          <w:r>
-            <w:t>11</w:t>
-          </w:r>
-          <w:r>
-            <w:fldChar w:fldCharType="end"/>
-          </w:r>
-          <w:r>
-            <w:rPr>
-              <w:rFonts w:ascii="宋体" w:hAnsi="宋体" w:eastAsia="宋体" w:cs="宋体"/>
-              <w:szCs w:val="24"/>
-            </w:rPr>
-            <w:fldChar w:fldCharType="end"/>
-          </w:r>
-        </w:p>
-        <w:p>
-          <w:pPr>
-            <w:pStyle w:val="3"/>
-            <w:keepNext w:val="0"/>
-            <w:keepLines w:val="0"/>
-            <w:pageBreakBefore w:val="0"/>
-            <w:widowControl w:val="0"/>
-            <w:tabs>
-              <w:tab w:val="right" w:leader="dot" w:pos="8680"/>
-            </w:tabs>
-            <w:kinsoku w:val="0"/>
-            <w:wordWrap/>
-            <w:overflowPunct/>
-            <w:topLinePunct w:val="0"/>
-            <w:autoSpaceDE w:val="0"/>
-            <w:autoSpaceDN w:val="0"/>
-            <w:bidi w:val="0"/>
-            <w:adjustRightInd w:val="0"/>
-            <w:snapToGrid w:val="0"/>
-            <w:textAlignment w:val="baseline"/>
-          </w:pPr>
-          <w:r>
-            <w:rPr>
-              <w:rFonts w:ascii="宋体" w:hAnsi="宋体" w:eastAsia="宋体" w:cs="宋体"/>
-              <w:szCs w:val="24"/>
-            </w:rPr>
-            <w:fldChar w:fldCharType="begin"/>
-          </w:r>
-          <w:r>
-            <w:rPr>
-              <w:rFonts w:ascii="宋体" w:hAnsi="宋体" w:eastAsia="宋体" w:cs="宋体"/>
-              <w:szCs w:val="24"/>
-            </w:rPr>
-            <w:instrText xml:space="preserve"> HYPERLINK \l _Toc25493 </w:instrText>
-          </w:r>
-          <w:r>
-            <w:rPr>
-              <w:rFonts w:ascii="宋体" w:hAnsi="宋体" w:eastAsia="宋体" w:cs="宋体"/>
-              <w:szCs w:val="24"/>
-            </w:rPr>
-            <w:fldChar w:fldCharType="separate"/>
-          </w:r>
-          <w:r>
-            <w:rPr>
-              <w:rFonts w:ascii="黑体" w:hAnsi="黑体" w:eastAsia="黑体" w:cs="黑体"/>
-              <w:bCs/>
-              <w:spacing w:val="4"/>
-              <w:szCs w:val="31"/>
-            </w:rPr>
-            <w:t>13.</w:t>
-          </w:r>
-          <w:r>
-            <w:rPr>
-              <w:rFonts w:ascii="黑体" w:hAnsi="黑体" w:eastAsia="黑体" w:cs="黑体"/>
-              <w:spacing w:val="113"/>
-              <w:szCs w:val="31"/>
-            </w:rPr>
-            <w:t xml:space="preserve"> </w:t>
-          </w:r>
-          <w:r>
-            <w:rPr>
-              <w:rFonts w:ascii="黑体" w:hAnsi="黑体" w:eastAsia="黑体" w:cs="黑体"/>
-              <w:bCs/>
-              <w:spacing w:val="4"/>
-              <w:szCs w:val="31"/>
-            </w:rPr>
-            <w:t>运维项目现场/客户的信息安全管理策略</w:t>
-          </w:r>
-          <w:r>
-            <w:tab/>
-          </w:r>
-          <w:r>
-            <w:fldChar w:fldCharType="begin"/>
-          </w:r>
-          <w:r>
-            <w:instrText xml:space="preserve"> PAGEREF _Toc25493 \h </w:instrText>
-          </w:r>
-          <w:r>
-            <w:fldChar w:fldCharType="separate"/>
-          </w:r>
-          <w:r>
-            <w:t>11</w:t>
-          </w:r>
-          <w:r>
-            <w:fldChar w:fldCharType="end"/>
-          </w:r>
-          <w:r>
-            <w:rPr>
-              <w:rFonts w:ascii="宋体" w:hAnsi="宋体" w:eastAsia="宋体" w:cs="宋体"/>
-              <w:szCs w:val="24"/>
-            </w:rPr>
-            <w:fldChar w:fldCharType="end"/>
-          </w:r>
-        </w:p>
-        <w:p>
-          <w:pPr>
-            <w:pStyle w:val="3"/>
-            <w:keepNext w:val="0"/>
-            <w:keepLines w:val="0"/>
-            <w:pageBreakBefore w:val="0"/>
-            <w:widowControl w:val="0"/>
-            <w:tabs>
-              <w:tab w:val="right" w:leader="dot" w:pos="8680"/>
-            </w:tabs>
-            <w:kinsoku w:val="0"/>
-            <w:wordWrap/>
-            <w:overflowPunct/>
-            <w:topLinePunct w:val="0"/>
-            <w:autoSpaceDE w:val="0"/>
-            <w:autoSpaceDN w:val="0"/>
-            <w:bidi w:val="0"/>
-            <w:adjustRightInd w:val="0"/>
-            <w:snapToGrid w:val="0"/>
-            <w:textAlignment w:val="baseline"/>
-          </w:pPr>
-          <w:r>
-            <w:rPr>
-              <w:rFonts w:ascii="宋体" w:hAnsi="宋体" w:eastAsia="宋体" w:cs="宋体"/>
-              <w:szCs w:val="24"/>
-            </w:rPr>
-            <w:fldChar w:fldCharType="begin"/>
-          </w:r>
-          <w:r>
-            <w:rPr>
-              <w:rFonts w:ascii="宋体" w:hAnsi="宋体" w:eastAsia="宋体" w:cs="宋体"/>
-              <w:szCs w:val="24"/>
-            </w:rPr>
-            <w:instrText xml:space="preserve"> HYPERLINK \l _Toc545 </w:instrText>
-          </w:r>
-          <w:r>
-            <w:rPr>
-              <w:rFonts w:ascii="宋体" w:hAnsi="宋体" w:eastAsia="宋体" w:cs="宋体"/>
-              <w:szCs w:val="24"/>
-            </w:rPr>
-            <w:fldChar w:fldCharType="separate"/>
-          </w:r>
-          <w:r>
-            <w:rPr>
-              <w:rFonts w:ascii="黑体" w:hAnsi="黑体" w:eastAsia="黑体" w:cs="黑体"/>
-              <w:bCs/>
-              <w:spacing w:val="-1"/>
-              <w:szCs w:val="31"/>
-            </w:rPr>
-            <w:t>14.</w:t>
-          </w:r>
-          <w:r>
-            <w:rPr>
-              <w:rFonts w:ascii="黑体" w:hAnsi="黑体" w:eastAsia="黑体" w:cs="黑体"/>
-              <w:spacing w:val="98"/>
-              <w:szCs w:val="31"/>
-            </w:rPr>
-            <w:t xml:space="preserve"> </w:t>
-          </w:r>
-          <w:r>
-            <w:rPr>
-              <w:rFonts w:ascii="黑体" w:hAnsi="黑体" w:eastAsia="黑体" w:cs="黑体"/>
-              <w:bCs/>
-              <w:spacing w:val="-1"/>
-              <w:szCs w:val="31"/>
-            </w:rPr>
-            <w:t>流程指标</w:t>
-          </w:r>
-          <w:r>
-            <w:tab/>
-          </w:r>
-          <w:r>
-            <w:fldChar w:fldCharType="begin"/>
-          </w:r>
-          <w:r>
-            <w:instrText xml:space="preserve"> PAGEREF _Toc545 \h </w:instrText>
-          </w:r>
-          <w:r>
-            <w:fldChar w:fldCharType="separate"/>
-          </w:r>
-          <w:r>
-            <w:t>12</w:t>
-          </w:r>
-          <w:r>
-            <w:fldChar w:fldCharType="end"/>
-          </w:r>
-          <w:r>
-            <w:rPr>
-              <w:rFonts w:ascii="宋体" w:hAnsi="宋体" w:eastAsia="宋体" w:cs="宋体"/>
-              <w:szCs w:val="24"/>
-            </w:rPr>
-            <w:fldChar w:fldCharType="end"/>
-          </w:r>
-        </w:p>
-        <w:p>
-          <w:pPr>
-            <w:pStyle w:val="3"/>
-            <w:keepNext w:val="0"/>
-            <w:keepLines w:val="0"/>
-            <w:pageBreakBefore w:val="0"/>
-            <w:widowControl w:val="0"/>
-            <w:tabs>
-              <w:tab w:val="right" w:leader="dot" w:pos="8680"/>
-            </w:tabs>
-            <w:kinsoku w:val="0"/>
-            <w:wordWrap/>
-            <w:overflowPunct/>
-            <w:topLinePunct w:val="0"/>
-            <w:autoSpaceDE w:val="0"/>
-            <w:autoSpaceDN w:val="0"/>
-            <w:bidi w:val="0"/>
-            <w:adjustRightInd w:val="0"/>
-            <w:snapToGrid w:val="0"/>
-            <w:textAlignment w:val="baseline"/>
-          </w:pPr>
-          <w:r>
-            <w:rPr>
-              <w:rFonts w:ascii="宋体" w:hAnsi="宋体" w:eastAsia="宋体" w:cs="宋体"/>
-              <w:szCs w:val="24"/>
-            </w:rPr>
-            <w:fldChar w:fldCharType="begin"/>
-          </w:r>
-          <w:r>
-            <w:rPr>
-              <w:rFonts w:ascii="宋体" w:hAnsi="宋体" w:eastAsia="宋体" w:cs="宋体"/>
-              <w:szCs w:val="24"/>
-            </w:rPr>
-            <w:instrText xml:space="preserve"> HYPERLINK \l _Toc30583 </w:instrText>
+            <w:instrText xml:space="preserve"> HYPERLINK \l _Toc30545 </w:instrText>
           </w:r>
           <w:r>
             <w:rPr>
@@ -4885,13 +4444,13 @@
             <w:fldChar w:fldCharType="begin"/>
           </w:r>
           <w:r>
-            <w:instrText xml:space="preserve"> PAGEREF _Toc30583 \h </w:instrText>
+            <w:instrText xml:space="preserve"> PAGEREF _Toc30545 \h </w:instrText>
           </w:r>
           <w:r>
             <w:fldChar w:fldCharType="separate"/>
           </w:r>
           <w:r>
-            <w:t>12</w:t>
+            <w:t>11</w:t>
           </w:r>
           <w:r>
             <w:fldChar w:fldCharType="end"/>
@@ -5001,7 +4560,7 @@
           <w:szCs w:val="31"/>
         </w:rPr>
       </w:pPr>
-      <w:bookmarkStart w:id="0" w:name="_Toc6968"/>
+      <w:bookmarkStart w:id="0" w:name="_Toc6493"/>
       <w:r>
         <w:rPr>
           <w:rFonts w:ascii="黑体" w:hAnsi="黑体" w:eastAsia="黑体" w:cs="黑体"/>
@@ -5353,7 +4912,7 @@
           <w:szCs w:val="31"/>
         </w:rPr>
       </w:pPr>
-      <w:bookmarkStart w:id="1" w:name="_Toc608"/>
+      <w:bookmarkStart w:id="1" w:name="_Toc10269"/>
       <w:r>
         <w:rPr>
           <w:rFonts w:ascii="黑体" w:hAnsi="黑体" w:eastAsia="黑体" w:cs="黑体"/>
@@ -5568,7 +5127,7 @@
           <w:szCs w:val="31"/>
         </w:rPr>
       </w:pPr>
-      <w:bookmarkStart w:id="2" w:name="_Toc7210"/>
+      <w:bookmarkStart w:id="2" w:name="_Toc13952"/>
       <w:r>
         <w:rPr>
           <w:rFonts w:ascii="黑体" w:hAnsi="黑体" w:eastAsia="黑体" w:cs="黑体"/>
@@ -5957,7 +5516,7 @@
           <w:szCs w:val="31"/>
         </w:rPr>
       </w:pPr>
-      <w:bookmarkStart w:id="3" w:name="_Toc18870"/>
+      <w:bookmarkStart w:id="3" w:name="_Toc21470"/>
       <w:r>
         <w:rPr>
           <w:rFonts w:ascii="黑体" w:hAnsi="黑体" w:eastAsia="黑体" w:cs="黑体"/>
@@ -6017,7 +5576,7 @@
           <w:szCs w:val="30"/>
         </w:rPr>
       </w:pPr>
-      <w:bookmarkStart w:id="4" w:name="_Toc22089"/>
+      <w:bookmarkStart w:id="4" w:name="_Toc30947"/>
       <w:r>
         <w:rPr>
           <w:b/>
@@ -6121,7 +5680,7 @@
           <w:szCs w:val="30"/>
         </w:rPr>
       </w:pPr>
-      <w:bookmarkStart w:id="5" w:name="_Toc7965"/>
+      <w:bookmarkStart w:id="5" w:name="_Toc20074"/>
       <w:r>
         <w:rPr>
           <w:b/>
@@ -6448,7 +6007,7 @@
           <w:szCs w:val="31"/>
         </w:rPr>
       </w:pPr>
-      <w:bookmarkStart w:id="6" w:name="_Toc11879"/>
+      <w:bookmarkStart w:id="6" w:name="_Toc3140"/>
       <w:r>
         <w:rPr>
           <w:rFonts w:ascii="黑体" w:hAnsi="黑体" w:eastAsia="黑体" w:cs="黑体"/>
@@ -6508,7 +6067,7 @@
           <w:szCs w:val="30"/>
         </w:rPr>
       </w:pPr>
-      <w:bookmarkStart w:id="7" w:name="_Toc25324"/>
+      <w:bookmarkStart w:id="7" w:name="_Toc13013"/>
       <w:r>
         <w:rPr>
           <w:b/>
@@ -6859,12 +6418,13 @@
         <w:textAlignment w:val="baseline"/>
         <w:outlineLvl w:val="1"/>
         <w:rPr>
-          <w:rFonts w:ascii="黑体" w:hAnsi="黑体" w:eastAsia="黑体" w:cs="黑体"/>
+          <w:rFonts w:hint="eastAsia" w:ascii="黑体" w:hAnsi="黑体" w:eastAsia="宋体" w:cs="黑体"/>
           <w:sz w:val="30"/>
           <w:szCs w:val="30"/>
+          <w:lang w:eastAsia="zh-CN"/>
         </w:rPr>
       </w:pPr>
-      <w:bookmarkStart w:id="8" w:name="_Toc32545"/>
+      <w:bookmarkStart w:id="8" w:name="_Toc3188"/>
       <w:r>
         <w:rPr>
           <w:b/>
@@ -6877,14 +6437,15 @@
       </w:r>
       <w:r>
         <w:rPr>
-          <w:rFonts w:ascii="黑体" w:hAnsi="黑体" w:eastAsia="黑体" w:cs="黑体"/>
+          <w:rFonts w:hint="eastAsia" w:ascii="黑体" w:hAnsi="黑体" w:eastAsia="黑体" w:cs="黑体"/>
           <w:b/>
           <w:bCs/>
           <w:spacing w:val="-4"/>
           <w:sz w:val="30"/>
           <w:szCs w:val="30"/>
-        </w:rPr>
-        <w:t>客服专员</w:t>
+          <w:lang w:eastAsia="zh-CN"/>
+        </w:rPr>
+        <w:t>服务台专员</w:t>
       </w:r>
       <w:bookmarkEnd w:id="8"/>
     </w:p>
@@ -7079,7 +6640,7 @@
           <w:szCs w:val="30"/>
         </w:rPr>
       </w:pPr>
-      <w:bookmarkStart w:id="9" w:name="_Toc6755"/>
+      <w:bookmarkStart w:id="9" w:name="_Toc3733"/>
       <w:r>
         <w:rPr>
           <w:b/>
@@ -7240,7 +6801,7 @@
           <w:szCs w:val="31"/>
         </w:rPr>
       </w:pPr>
-      <w:bookmarkStart w:id="10" w:name="_Toc24942"/>
+      <w:bookmarkStart w:id="10" w:name="_Toc13930"/>
       <w:r>
         <w:rPr>
           <w:rFonts w:ascii="黑体" w:hAnsi="黑体" w:eastAsia="黑体" w:cs="黑体"/>
@@ -7276,24 +6837,8 @@
     </w:p>
     <w:p>
       <w:pPr>
-        <w:keepNext w:val="0"/>
-        <w:keepLines w:val="0"/>
-        <w:pageBreakBefore w:val="0"/>
-        <w:widowControl w:val="0"/>
-        <w:kinsoku w:val="0"/>
-        <w:wordWrap/>
-        <w:overflowPunct/>
-        <w:topLinePunct w:val="0"/>
-        <w:autoSpaceDE w:val="0"/>
-        <w:autoSpaceDN w:val="0"/>
         <w:bidi w:val="0"/>
-        <w:adjustRightInd w:val="0"/>
-        <w:snapToGrid w:val="0"/>
-        <w:spacing w:before="97" w:line="221" w:lineRule="auto"/>
-        <w:textAlignment w:val="baseline"/>
-        <w:outlineLvl w:val="1"/>
       </w:pPr>
-      <w:bookmarkStart w:id="11" w:name="_Toc18567"/>
       <w:r>
         <w:rPr>
           <w:rFonts w:ascii="黑体" w:hAnsi="黑体" w:eastAsia="黑体" w:cs="黑体"/>
@@ -7325,7 +6870,6 @@
         </w:rPr>
         <w:t>流程图</w:t>
       </w:r>
-      <w:bookmarkEnd w:id="11"/>
       <w:r>
         <w:drawing>
           <wp:inline distT="0" distB="0" distL="114300" distR="114300">
@@ -7395,7 +6939,7 @@
           <w:szCs w:val="30"/>
         </w:rPr>
       </w:pPr>
-      <w:bookmarkStart w:id="12" w:name="_Toc2685"/>
+      <w:bookmarkStart w:id="11" w:name="_Toc25263"/>
       <w:r>
         <w:rPr>
           <w:b/>
@@ -7417,7 +6961,7 @@
         </w:rPr>
         <w:t>流程说明</w:t>
       </w:r>
-      <w:bookmarkEnd w:id="12"/>
+      <w:bookmarkEnd w:id="11"/>
     </w:p>
     <w:tbl>
       <w:tblPr>
@@ -8437,9 +7981,10 @@
               <w:ind w:left="201" w:right="127" w:hanging="59"/>
               <w:textAlignment w:val="baseline"/>
               <w:rPr>
-                <w:rFonts w:ascii="宋体" w:hAnsi="宋体" w:eastAsia="宋体" w:cs="宋体"/>
+                <w:rFonts w:hint="eastAsia" w:ascii="宋体" w:hAnsi="宋体" w:eastAsia="宋体" w:cs="宋体"/>
                 <w:sz w:val="24"/>
                 <w:szCs w:val="24"/>
+                <w:lang w:eastAsia="zh-CN"/>
               </w:rPr>
             </w:pPr>
             <w:r>
@@ -8449,7 +7994,17 @@
                 <w:sz w:val="24"/>
                 <w:szCs w:val="24"/>
               </w:rPr>
-              <w:t>信息安全员/运维经理</w:t>
+              <w:t>信息安全员/</w:t>
+            </w:r>
+            <w:r>
+              <w:rPr>
+                <w:rFonts w:hint="eastAsia" w:ascii="宋体" w:hAnsi="宋体" w:eastAsia="宋体" w:cs="宋体"/>
+                <w:spacing w:val="-2"/>
+                <w:sz w:val="24"/>
+                <w:szCs w:val="24"/>
+                <w:lang w:eastAsia="zh-CN"/>
+              </w:rPr>
+              <w:t>运维部经理</w:t>
             </w:r>
           </w:p>
         </w:tc>
@@ -9595,12 +9150,22 @@
             </w:pPr>
             <w:r>
               <w:rPr>
+                <w:rFonts w:hint="eastAsia" w:ascii="宋体" w:hAnsi="宋体" w:eastAsia="宋体" w:cs="宋体"/>
+                <w:spacing w:val="-3"/>
+                <w:sz w:val="24"/>
+                <w:szCs w:val="24"/>
+                <w:lang w:eastAsia="zh-CN"/>
+              </w:rPr>
+              <w:t>服务台专员</w:t>
+            </w:r>
+            <w:r>
+              <w:rPr>
                 <w:rFonts w:ascii="宋体" w:hAnsi="宋体" w:eastAsia="宋体" w:cs="宋体"/>
                 <w:spacing w:val="-3"/>
                 <w:sz w:val="24"/>
                 <w:szCs w:val="24"/>
               </w:rPr>
-              <w:t>客服专员/系统工程师</w:t>
+              <w:t>/系统工程师</w:t>
             </w:r>
           </w:p>
         </w:tc>
@@ -10091,19 +9656,21 @@
               <w:ind w:left="264"/>
               <w:textAlignment w:val="baseline"/>
               <w:rPr>
-                <w:rFonts w:ascii="宋体" w:hAnsi="宋体" w:eastAsia="宋体" w:cs="宋体"/>
+                <w:rFonts w:hint="eastAsia" w:ascii="宋体" w:hAnsi="宋体" w:eastAsia="宋体" w:cs="宋体"/>
                 <w:sz w:val="24"/>
                 <w:szCs w:val="24"/>
+                <w:lang w:eastAsia="zh-CN"/>
               </w:rPr>
             </w:pPr>
             <w:r>
               <w:rPr>
-                <w:rFonts w:ascii="宋体" w:hAnsi="宋体" w:eastAsia="宋体" w:cs="宋体"/>
+                <w:rFonts w:hint="eastAsia" w:ascii="宋体" w:hAnsi="宋体" w:eastAsia="宋体" w:cs="宋体"/>
                 <w:spacing w:val="-3"/>
                 <w:sz w:val="24"/>
                 <w:szCs w:val="24"/>
+                <w:lang w:eastAsia="zh-CN"/>
               </w:rPr>
-              <w:t>客服专员</w:t>
+              <w:t>服务台专员</w:t>
             </w:r>
           </w:p>
         </w:tc>
@@ -10970,7 +10537,7 @@
           <w:szCs w:val="31"/>
         </w:rPr>
       </w:pPr>
-      <w:bookmarkStart w:id="13" w:name="_Toc6921"/>
+      <w:bookmarkStart w:id="12" w:name="_Toc10048"/>
       <w:r>
         <w:rPr>
           <w:rFonts w:ascii="黑体" w:hAnsi="黑体" w:eastAsia="黑体" w:cs="黑体"/>
@@ -11002,7 +10569,7 @@
         </w:rPr>
         <w:t>风险识别评估</w:t>
       </w:r>
-      <w:bookmarkEnd w:id="13"/>
+      <w:bookmarkEnd w:id="12"/>
     </w:p>
     <w:p>
       <w:pPr>
@@ -11441,7 +11008,7 @@
           <w:szCs w:val="31"/>
         </w:rPr>
       </w:pPr>
-      <w:bookmarkStart w:id="14" w:name="_Toc29070"/>
+      <w:bookmarkStart w:id="13" w:name="_Toc8030"/>
       <w:r>
         <w:rPr>
           <w:rFonts w:ascii="黑体" w:hAnsi="黑体" w:eastAsia="黑体" w:cs="黑体"/>
@@ -11473,7 +11040,7 @@
         </w:rPr>
         <w:t>信息安全事件处理流程</w:t>
       </w:r>
-      <w:bookmarkEnd w:id="14"/>
+      <w:bookmarkEnd w:id="13"/>
     </w:p>
     <w:p>
       <w:pPr>
@@ -11501,7 +11068,7 @@
           <w:szCs w:val="30"/>
         </w:rPr>
       </w:pPr>
-      <w:bookmarkStart w:id="15" w:name="_Toc29484"/>
+      <w:bookmarkStart w:id="14" w:name="_Toc16321"/>
       <w:r>
         <w:rPr>
           <w:b/>
@@ -11523,7 +11090,7 @@
         </w:rPr>
         <w:t>信息安全事件的定义</w:t>
       </w:r>
-      <w:bookmarkEnd w:id="15"/>
+      <w:bookmarkEnd w:id="14"/>
     </w:p>
     <w:p>
       <w:pPr>
@@ -11602,7 +11169,7 @@
           <w:szCs w:val="30"/>
         </w:rPr>
       </w:pPr>
-      <w:bookmarkStart w:id="16" w:name="_Toc17852"/>
+      <w:bookmarkStart w:id="15" w:name="_Toc30161"/>
       <w:r>
         <w:rPr>
           <w:b/>
@@ -11624,7 +11191,7 @@
         </w:rPr>
         <w:t>信息安全事件的发现和报告</w:t>
       </w:r>
-      <w:bookmarkEnd w:id="16"/>
+      <w:bookmarkEnd w:id="15"/>
     </w:p>
     <w:p>
       <w:pPr>
@@ -11790,7 +11357,7 @@
           <w:szCs w:val="30"/>
         </w:rPr>
       </w:pPr>
-      <w:bookmarkStart w:id="17" w:name="_Toc21250"/>
+      <w:bookmarkStart w:id="16" w:name="_Toc14762"/>
       <w:r>
         <w:rPr>
           <w:b/>
@@ -11812,7 +11379,7 @@
         </w:rPr>
         <w:t>信息安全事件的处理和解决</w:t>
       </w:r>
-      <w:bookmarkEnd w:id="17"/>
+      <w:bookmarkEnd w:id="16"/>
     </w:p>
     <w:p>
       <w:pPr>
@@ -11931,7 +11498,7 @@
           <w:szCs w:val="30"/>
         </w:rPr>
       </w:pPr>
-      <w:bookmarkStart w:id="18" w:name="_Toc15041"/>
+      <w:bookmarkStart w:id="17" w:name="_Toc30961"/>
       <w:r>
         <w:rPr>
           <w:b/>
@@ -11953,7 +11520,7 @@
         </w:rPr>
         <w:t>信息安全事件的关闭</w:t>
       </w:r>
-      <w:bookmarkEnd w:id="18"/>
+      <w:bookmarkEnd w:id="17"/>
     </w:p>
     <w:p>
       <w:pPr>
@@ -12039,7 +11606,7 @@
           <w:szCs w:val="31"/>
         </w:rPr>
       </w:pPr>
-      <w:bookmarkStart w:id="19" w:name="_Toc14719"/>
+      <w:bookmarkStart w:id="18" w:name="_Toc9178"/>
       <w:r>
         <w:rPr>
           <w:rFonts w:ascii="黑体" w:hAnsi="黑体" w:eastAsia="黑体" w:cs="黑体"/>
@@ -12071,7 +11638,7 @@
         </w:rPr>
         <w:t>安全措施和安全规范</w:t>
       </w:r>
-      <w:bookmarkEnd w:id="19"/>
+      <w:bookmarkEnd w:id="18"/>
     </w:p>
     <w:p>
       <w:pPr>
@@ -12591,7 +12158,7 @@
           <w:szCs w:val="31"/>
         </w:rPr>
       </w:pPr>
-      <w:bookmarkStart w:id="20" w:name="_Toc11587"/>
+      <w:bookmarkStart w:id="19" w:name="_Toc3411"/>
       <w:r>
         <w:rPr>
           <w:rFonts w:ascii="黑体" w:hAnsi="黑体" w:eastAsia="黑体" w:cs="黑体"/>
@@ -12623,7 +12190,7 @@
         </w:rPr>
         <w:t>公司网络管理员安全管理策略</w:t>
       </w:r>
-      <w:bookmarkEnd w:id="20"/>
+      <w:bookmarkEnd w:id="19"/>
     </w:p>
     <w:p>
       <w:pPr>
@@ -12719,7 +12286,7 @@
           <w:szCs w:val="31"/>
         </w:rPr>
       </w:pPr>
-      <w:bookmarkStart w:id="21" w:name="_Toc3119"/>
+      <w:bookmarkStart w:id="20" w:name="_Toc25849"/>
       <w:r>
         <w:rPr>
           <w:rFonts w:ascii="黑体" w:hAnsi="黑体" w:eastAsia="黑体" w:cs="黑体"/>
@@ -12751,7 +12318,7 @@
         </w:rPr>
         <w:t>密码与权限管理策略</w:t>
       </w:r>
-      <w:bookmarkEnd w:id="21"/>
+      <w:bookmarkEnd w:id="20"/>
     </w:p>
     <w:p>
       <w:pPr>
@@ -13047,7 +12614,7 @@
           <w:szCs w:val="31"/>
         </w:rPr>
       </w:pPr>
-      <w:bookmarkStart w:id="22" w:name="_Toc25135"/>
+      <w:bookmarkStart w:id="21" w:name="_Toc27075"/>
       <w:r>
         <w:rPr>
           <w:rFonts w:ascii="黑体" w:hAnsi="黑体" w:eastAsia="黑体" w:cs="黑体"/>
@@ -13079,7 +12646,7 @@
         </w:rPr>
         <w:t>公司信息安全管理策略</w:t>
       </w:r>
-      <w:bookmarkEnd w:id="22"/>
+      <w:bookmarkEnd w:id="21"/>
     </w:p>
     <w:p>
       <w:pPr>
@@ -13524,7 +13091,7 @@
           <w:szCs w:val="31"/>
         </w:rPr>
       </w:pPr>
-      <w:bookmarkStart w:id="23" w:name="_Toc25493"/>
+      <w:bookmarkStart w:id="22" w:name="_Toc8290"/>
       <w:r>
         <w:rPr>
           <w:rFonts w:ascii="黑体" w:hAnsi="黑体" w:eastAsia="黑体" w:cs="黑体"/>
@@ -13556,7 +13123,7 @@
         </w:rPr>
         <w:t>运维项目现场/客户的信息安全管理策略</w:t>
       </w:r>
-      <w:bookmarkEnd w:id="23"/>
+      <w:bookmarkEnd w:id="22"/>
     </w:p>
     <w:p>
       <w:pPr>
@@ -14299,7 +13866,7 @@
           <w:szCs w:val="31"/>
         </w:rPr>
       </w:pPr>
-      <w:bookmarkStart w:id="24" w:name="_Toc545"/>
+      <w:bookmarkStart w:id="23" w:name="_Toc13572"/>
       <w:r>
         <w:rPr>
           <w:rFonts w:ascii="黑体" w:hAnsi="黑体" w:eastAsia="黑体" w:cs="黑体"/>
@@ -14331,7 +13898,7 @@
         </w:rPr>
         <w:t>流程指标</w:t>
       </w:r>
-      <w:bookmarkEnd w:id="24"/>
+      <w:bookmarkEnd w:id="23"/>
     </w:p>
     <w:p>
       <w:pPr>
@@ -14460,7 +14027,7 @@
           <w:szCs w:val="31"/>
         </w:rPr>
       </w:pPr>
-      <w:bookmarkStart w:id="25" w:name="_Toc30583"/>
+      <w:bookmarkStart w:id="24" w:name="_Toc30545"/>
       <w:r>
         <w:rPr>
           <w:rFonts w:ascii="黑体" w:hAnsi="黑体" w:eastAsia="黑体" w:cs="黑体"/>
@@ -14490,7 +14057,7 @@
         </w:rPr>
         <w:t>流程持续改进</w:t>
       </w:r>
-      <w:bookmarkEnd w:id="25"/>
+      <w:bookmarkEnd w:id="24"/>
     </w:p>
     <w:p>
       <w:pPr>
@@ -14577,8 +14144,6 @@
           <w:szCs w:val="24"/>
         </w:rPr>
       </w:pPr>
-      <w:bookmarkStart w:id="26" w:name="_GoBack"/>
-      <w:bookmarkEnd w:id="26"/>
       <w:r>
         <w:rPr>
           <w:rFonts w:ascii="Wingdings" w:hAnsi="Wingdings" w:eastAsia="Wingdings" w:cs="Wingdings"/>
